--- a/智能家居自适应决策系统/docs/中期报告_填写材料.docx
+++ b/智能家居自适应决策系统/docs/中期报告_填写材料.docx
@@ -32,7 +32,7 @@
     </w:p>
     <w:p>
       <w:pPr>
-        <w:spacing w:after="360"/>
+        <w:spacing w:after="320"/>
         <w:jc w:val="center"/>
       </w:pPr>
       <w:r>
@@ -46,7 +46,7 @@
     </w:p>
     <w:p>
       <w:pPr>
-        <w:spacing w:before="240" w:after="120" w:line="312" w:lineRule="auto"/>
+        <w:spacing w:before="280" w:after="120" w:line="336" w:lineRule="auto"/>
       </w:pPr>
       <w:r>
         <w:rPr>
@@ -59,7 +59,7 @@
     </w:p>
     <w:p>
       <w:pPr>
-        <w:spacing w:after="120" w:line="336" w:lineRule="auto"/>
+        <w:spacing w:after="120" w:line="360" w:lineRule="auto"/>
         <w:ind w:left="0" w:right="0" w:firstLine="420"/>
       </w:pPr>
       <w:r>
@@ -68,12 +68,12 @@
           <w:b w:val="0"/>
           <w:sz w:val="21"/>
         </w:rPr>
-        <w:t>本项目按“环境感知 → 数据建模（MDP）→ 智能决策（强化学习）→ 系统验证”的技术路线推进。目前软件部分已全部完成并超额推进，硬件部分完成选型采购、等待到货。</w:t>
+        <w:t>本项目按照“环境感知—数据建模—智能决策—系统验证”的技术路线推进。截至中期，软件的开发与实验工作已全部完成并超出原计划，硬件的选型与采购已完成、正在等待到货。项目整体进度符合预期，未出现实质性延期。</w:t>
       </w:r>
     </w:p>
     <w:p>
       <w:pPr>
-        <w:spacing w:before="240" w:after="120" w:line="312" w:lineRule="auto"/>
+        <w:spacing w:before="200" w:after="120" w:line="336" w:lineRule="auto"/>
       </w:pPr>
       <w:r>
         <w:rPr>
@@ -81,879 +81,12 @@
           <w:b/>
           <w:sz w:val="23"/>
         </w:rPr>
-        <w:t>（一）已完成工作</w:t>
-      </w:r>
-    </w:p>
-    <w:tbl>
-      <w:tblPr>
-        <w:tblStyle w:val="TableGrid"/>
-        <w:tblW w:type="dxa" w:w="7952"/>
-        <w:jc w:val="center"/>
-        <w:tblLayout w:type="fixed"/>
-        <w:tblLook w:firstColumn="1" w:firstRow="1" w:lastColumn="0" w:lastRow="0" w:noHBand="0" w:noVBand="1" w:val="04A0"/>
-        <w:tblLayout w:type="fixed"/>
-        <w:tblCellMar>
-          <w:top w:w="40" w:type="dxa"/>
-          <w:left w:w="80" w:type="dxa"/>
-          <w:bottom w:w="40" w:type="dxa"/>
-          <w:right w:w="140" w:type="dxa"/>
-        </w:tblCellMar>
-      </w:tblPr>
-      <w:tblGrid>
-        <w:gridCol w:w="1351"/>
-        <w:gridCol w:w="6600"/>
-      </w:tblGrid>
-      <w:tr>
-        <w:tc>
-          <w:tcPr>
-            <w:tcW w:w="1351" w:type="dxa"/>
-          </w:tcPr>
-          <w:p>
-            <w:pPr>
-              <w:jc w:val="center"/>
-            </w:pPr>
-            <w:r/>
-            <w:r>
-              <w:rPr>
-                <w:rFonts w:ascii="Times New Roman" w:hAnsi="Times New Roman" w:eastAsia="黑体"/>
-                <w:b/>
-                <w:sz w:val="19"/>
-              </w:rPr>
-              <w:t>类别</w:t>
-            </w:r>
-          </w:p>
-        </w:tc>
-        <w:tc>
-          <w:tcPr>
-            <w:tcW w:w="6600" w:type="dxa"/>
-          </w:tcPr>
-          <w:p>
-            <w:pPr>
-              <w:jc w:val="center"/>
-            </w:pPr>
-            <w:r/>
-            <w:r>
-              <w:rPr>
-                <w:rFonts w:ascii="Times New Roman" w:hAnsi="Times New Roman" w:eastAsia="黑体"/>
-                <w:b/>
-                <w:sz w:val="19"/>
-              </w:rPr>
-              <w:t>完成内容</w:t>
-            </w:r>
-          </w:p>
-        </w:tc>
-      </w:tr>
-      <w:tr>
-        <w:tc>
-          <w:tcPr>
-            <w:tcW w:w="1351" w:type="dxa"/>
-          </w:tcPr>
-          <w:p>
-            <w:pPr>
-              <w:spacing w:line="276" w:lineRule="auto"/>
-            </w:pPr>
-            <w:r/>
-            <w:r>
-              <w:rPr>
-                <w:rFonts w:ascii="Times New Roman" w:hAnsi="Times New Roman" w:eastAsia="宋体"/>
-                <w:b w:val="0"/>
-                <w:sz w:val="19"/>
-              </w:rPr>
-              <w:t>问题建模</w:t>
-            </w:r>
-          </w:p>
-        </w:tc>
-        <w:tc>
-          <w:tcPr>
-            <w:tcW w:w="6600" w:type="dxa"/>
-          </w:tcPr>
-          <w:p>
-            <w:pPr>
-              <w:spacing w:line="276" w:lineRule="auto"/>
-            </w:pPr>
-            <w:r/>
-            <w:r>
-              <w:rPr>
-                <w:rFonts w:ascii="Times New Roman" w:hAnsi="Times New Roman" w:eastAsia="宋体"/>
-                <w:b w:val="0"/>
-                <w:sz w:val="19"/>
-              </w:rPr>
-              <w:t>将家庭环境控制形式化为马尔可夫决策过程（MDP）：</w:t>
-              <w:br/>
-              <w:t>状态 25 维、动作 36 个，奖励含舒适度／能耗／切换惩罚；</w:t>
-              <w:br/>
-              <w:t>并完成马尔可夫性检验</w:t>
-            </w:r>
-          </w:p>
-        </w:tc>
-      </w:tr>
-      <w:tr>
-        <w:tc>
-          <w:tcPr>
-            <w:tcW w:w="1351" w:type="dxa"/>
-          </w:tcPr>
-          <w:p>
-            <w:pPr>
-              <w:spacing w:line="276" w:lineRule="auto"/>
-            </w:pPr>
-            <w:r/>
-            <w:r>
-              <w:rPr>
-                <w:rFonts w:ascii="Times New Roman" w:hAnsi="Times New Roman" w:eastAsia="宋体"/>
-                <w:b w:val="0"/>
-                <w:sz w:val="19"/>
-              </w:rPr>
-              <w:t>仿真平台</w:t>
-            </w:r>
-          </w:p>
-        </w:tc>
-        <w:tc>
-          <w:tcPr>
-            <w:tcW w:w="6600" w:type="dxa"/>
-          </w:tcPr>
-          <w:p>
-            <w:pPr>
-              <w:spacing w:line="276" w:lineRule="auto"/>
-            </w:pPr>
-            <w:r/>
-            <w:r>
-              <w:rPr>
-                <w:rFonts w:ascii="Times New Roman" w:hAnsi="Times New Roman" w:eastAsia="宋体"/>
-                <w:b w:val="0"/>
-                <w:sz w:val="19"/>
-              </w:rPr>
-              <w:t>自建仿真平台（热力学、湿度、光照、人员占用四类模型）；</w:t>
-              <w:br/>
-              <w:t>含约束机制（最小切换间隔、无人自动关机）与统一评估口径</w:t>
-            </w:r>
-          </w:p>
-        </w:tc>
-      </w:tr>
-      <w:tr>
-        <w:tc>
-          <w:tcPr>
-            <w:tcW w:w="1351" w:type="dxa"/>
-          </w:tcPr>
-          <w:p>
-            <w:pPr>
-              <w:spacing w:line="276" w:lineRule="auto"/>
-            </w:pPr>
-            <w:r/>
-            <w:r>
-              <w:rPr>
-                <w:rFonts w:ascii="Times New Roman" w:hAnsi="Times New Roman" w:eastAsia="宋体"/>
-                <w:b w:val="0"/>
-                <w:sz w:val="19"/>
-              </w:rPr>
-              <w:t>算法实现</w:t>
-            </w:r>
-          </w:p>
-        </w:tc>
-        <w:tc>
-          <w:tcPr>
-            <w:tcW w:w="6600" w:type="dxa"/>
-          </w:tcPr>
-          <w:p>
-            <w:pPr>
-              <w:spacing w:line="276" w:lineRule="auto"/>
-            </w:pPr>
-            <w:r/>
-            <w:r>
-              <w:rPr>
-                <w:rFonts w:ascii="Times New Roman" w:hAnsi="Times New Roman" w:eastAsia="宋体"/>
-                <w:b w:val="0"/>
-                <w:sz w:val="19"/>
-              </w:rPr>
-              <w:t>PPO 强化学习控制策略；</w:t>
-              <w:br/>
-              <w:t>另实现循环网络（RecurrentPPO）与显式储能（电池）建模</w:t>
-            </w:r>
-          </w:p>
-        </w:tc>
-      </w:tr>
-      <w:tr>
-        <w:tc>
-          <w:tcPr>
-            <w:tcW w:w="1351" w:type="dxa"/>
-          </w:tcPr>
-          <w:p>
-            <w:pPr>
-              <w:spacing w:line="276" w:lineRule="auto"/>
-            </w:pPr>
-            <w:r/>
-            <w:r>
-              <w:rPr>
-                <w:rFonts w:ascii="Times New Roman" w:hAnsi="Times New Roman" w:eastAsia="宋体"/>
-                <w:b w:val="0"/>
-                <w:sz w:val="19"/>
-              </w:rPr>
-              <w:t>实验体系</w:t>
-            </w:r>
-          </w:p>
-        </w:tc>
-        <w:tc>
-          <w:tcPr>
-            <w:tcW w:w="6600" w:type="dxa"/>
-          </w:tcPr>
-          <w:p>
-            <w:pPr>
-              <w:spacing w:line="276" w:lineRule="auto"/>
-            </w:pPr>
-            <w:r/>
-            <w:r>
-              <w:rPr>
-                <w:rFonts w:ascii="Times New Roman" w:hAnsi="Times New Roman" w:eastAsia="宋体"/>
-                <w:b w:val="0"/>
-                <w:sz w:val="19"/>
-              </w:rPr>
-              <w:t>完成 8 组系统实验：主实验、等舒适度比较、分时电价、消融（多种子）、</w:t>
-              <w:br/>
-              <w:t>参数敏感性、循环网络、储能、电价变化适应</w:t>
-            </w:r>
-          </w:p>
-        </w:tc>
-      </w:tr>
-      <w:tr>
-        <w:tc>
-          <w:tcPr>
-            <w:tcW w:w="1351" w:type="dxa"/>
-          </w:tcPr>
-          <w:p>
-            <w:pPr>
-              <w:spacing w:line="276" w:lineRule="auto"/>
-            </w:pPr>
-            <w:r/>
-            <w:r>
-              <w:rPr>
-                <w:rFonts w:ascii="Times New Roman" w:hAnsi="Times New Roman" w:eastAsia="宋体"/>
-                <w:b w:val="0"/>
-                <w:sz w:val="19"/>
-              </w:rPr>
-              <w:t>对比基线</w:t>
-            </w:r>
-          </w:p>
-        </w:tc>
-        <w:tc>
-          <w:tcPr>
-            <w:tcW w:w="6600" w:type="dxa"/>
-          </w:tcPr>
-          <w:p>
-            <w:pPr>
-              <w:spacing w:line="276" w:lineRule="auto"/>
-            </w:pPr>
-            <w:r/>
-            <w:r>
-              <w:rPr>
-                <w:rFonts w:ascii="Times New Roman" w:hAnsi="Times New Roman" w:eastAsia="宋体"/>
-                <w:b w:val="0"/>
-                <w:sz w:val="19"/>
-              </w:rPr>
-              <w:t>构建 5 类对照策略：恒温运行、全关、定温规则、分时电价规则、规则＋储能</w:t>
-            </w:r>
-          </w:p>
-        </w:tc>
-      </w:tr>
-      <w:tr>
-        <w:tc>
-          <w:tcPr>
-            <w:tcW w:w="1351" w:type="dxa"/>
-          </w:tcPr>
-          <w:p>
-            <w:pPr>
-              <w:spacing w:line="276" w:lineRule="auto"/>
-            </w:pPr>
-            <w:r/>
-            <w:r>
-              <w:rPr>
-                <w:rFonts w:ascii="Times New Roman" w:hAnsi="Times New Roman" w:eastAsia="宋体"/>
-                <w:b w:val="0"/>
-                <w:sz w:val="19"/>
-              </w:rPr>
-              <w:t>硬件准备</w:t>
-            </w:r>
-          </w:p>
-        </w:tc>
-        <w:tc>
-          <w:tcPr>
-            <w:tcW w:w="6600" w:type="dxa"/>
-          </w:tcPr>
-          <w:p>
-            <w:pPr>
-              <w:spacing w:line="276" w:lineRule="auto"/>
-            </w:pPr>
-            <w:r/>
-            <w:r>
-              <w:rPr>
-                <w:rFonts w:ascii="Times New Roman" w:hAnsi="Times New Roman" w:eastAsia="宋体"/>
-                <w:b w:val="0"/>
-                <w:sz w:val="19"/>
-              </w:rPr>
-              <w:t>完成器件选型与采购；</w:t>
-              <w:br/>
-              <w:t>验证固件与采集固件已编写并编译通过（含 NTP 对时）</w:t>
-            </w:r>
-          </w:p>
-        </w:tc>
-      </w:tr>
-      <w:tr>
-        <w:tc>
-          <w:tcPr>
-            <w:tcW w:w="1351" w:type="dxa"/>
-          </w:tcPr>
-          <w:p>
-            <w:pPr>
-              <w:spacing w:line="276" w:lineRule="auto"/>
-            </w:pPr>
-            <w:r/>
-            <w:r>
-              <w:rPr>
-                <w:rFonts w:ascii="Times New Roman" w:hAnsi="Times New Roman" w:eastAsia="宋体"/>
-                <w:b w:val="0"/>
-                <w:sz w:val="19"/>
-              </w:rPr>
-              <w:t>数据链路</w:t>
-            </w:r>
-          </w:p>
-        </w:tc>
-        <w:tc>
-          <w:tcPr>
-            <w:tcW w:w="6600" w:type="dxa"/>
-          </w:tcPr>
-          <w:p>
-            <w:pPr>
-              <w:spacing w:line="276" w:lineRule="auto"/>
-            </w:pPr>
-            <w:r/>
-            <w:r>
-              <w:rPr>
-                <w:rFonts w:ascii="Times New Roman" w:hAnsi="Times New Roman" w:eastAsia="宋体"/>
-                <w:b w:val="0"/>
-                <w:sz w:val="19"/>
-              </w:rPr>
-              <w:t>完成采集脚本、标定脚本（反推热工参数）、合成数据生成器；</w:t>
-              <w:br/>
-              <w:t>标定链路经验证，参数反推误差 0.2%／0.4%</w:t>
-            </w:r>
-          </w:p>
-        </w:tc>
-      </w:tr>
-      <w:tr>
-        <w:tc>
-          <w:tcPr>
-            <w:tcW w:w="1351" w:type="dxa"/>
-          </w:tcPr>
-          <w:p>
-            <w:pPr>
-              <w:spacing w:line="276" w:lineRule="auto"/>
-            </w:pPr>
-            <w:r/>
-            <w:r>
-              <w:rPr>
-                <w:rFonts w:ascii="Times New Roman" w:hAnsi="Times New Roman" w:eastAsia="宋体"/>
-                <w:b w:val="0"/>
-                <w:sz w:val="19"/>
-              </w:rPr>
-              <w:t>文档</w:t>
-            </w:r>
-          </w:p>
-        </w:tc>
-        <w:tc>
-          <w:tcPr>
-            <w:tcW w:w="6600" w:type="dxa"/>
-          </w:tcPr>
-          <w:p>
-            <w:pPr>
-              <w:spacing w:line="276" w:lineRule="auto"/>
-            </w:pPr>
-            <w:r/>
-            <w:r>
-              <w:rPr>
-                <w:rFonts w:ascii="Times New Roman" w:hAnsi="Times New Roman" w:eastAsia="宋体"/>
-                <w:b w:val="0"/>
-                <w:sz w:val="19"/>
-              </w:rPr>
-              <w:t>4 份文档共约 1300 行：MDP 定义、实验结果报告、实测数据与模型验证、状态总结</w:t>
-            </w:r>
-          </w:p>
-        </w:tc>
-      </w:tr>
-      <w:tr>
-        <w:tc>
-          <w:tcPr>
-            <w:tcW w:w="1351" w:type="dxa"/>
-          </w:tcPr>
-          <w:p>
-            <w:pPr>
-              <w:spacing w:line="276" w:lineRule="auto"/>
-            </w:pPr>
-            <w:r/>
-            <w:r>
-              <w:rPr>
-                <w:rFonts w:ascii="Times New Roman" w:hAnsi="Times New Roman" w:eastAsia="宋体"/>
-                <w:b w:val="0"/>
-                <w:sz w:val="19"/>
-              </w:rPr>
-              <w:t>工程规模</w:t>
-            </w:r>
-          </w:p>
-        </w:tc>
-        <w:tc>
-          <w:tcPr>
-            <w:tcW w:w="6600" w:type="dxa"/>
-          </w:tcPr>
-          <w:p>
-            <w:pPr>
-              <w:spacing w:line="276" w:lineRule="auto"/>
-            </w:pPr>
-            <w:r/>
-            <w:r>
-              <w:rPr>
-                <w:rFonts w:ascii="Times New Roman" w:hAnsi="Times New Roman" w:eastAsia="宋体"/>
-                <w:b w:val="0"/>
-                <w:sz w:val="19"/>
-              </w:rPr>
-              <w:t>30 个脚本、41 张图表、环境自检 6 类检查全部通过</w:t>
-            </w:r>
-          </w:p>
-        </w:tc>
-      </w:tr>
-    </w:tbl>
-    <w:p>
-      <w:pPr>
-        <w:spacing w:after="80" w:line="336" w:lineRule="auto"/>
-        <w:ind w:left="0" w:right="0"/>
-      </w:pPr>
-    </w:p>
-    <w:p>
-      <w:pPr>
-        <w:spacing w:before="240" w:after="120" w:line="312" w:lineRule="auto"/>
-      </w:pPr>
-      <w:r>
-        <w:rPr>
-          <w:rFonts w:ascii="Times New Roman" w:hAnsi="Times New Roman" w:eastAsia="黑体"/>
-          <w:b/>
-          <w:sz w:val="23"/>
-        </w:rPr>
-        <w:t>（二）关键阶段性成果（量化）</w:t>
+        <w:t>（一）已完成的工作</w:t>
       </w:r>
     </w:p>
     <w:p>
       <w:pPr>
-        <w:spacing w:after="80" w:line="336" w:lineRule="auto"/>
-        <w:ind w:left="0" w:right="0"/>
-      </w:pPr>
-      <w:r>
-        <w:rPr>
-          <w:rFonts w:ascii="Times New Roman" w:hAnsi="Times New Roman" w:eastAsia="宋体"/>
-          <w:b/>
-          <w:sz w:val="21"/>
-        </w:rPr>
-        <w:t>1. 相对规则控制的正向结果</w:t>
-      </w:r>
-    </w:p>
-    <w:tbl>
-      <w:tblPr>
-        <w:tblStyle w:val="TableGrid"/>
-        <w:tblW w:type="dxa" w:w="7952"/>
-        <w:jc w:val="center"/>
-        <w:tblLayout w:type="fixed"/>
-        <w:tblLook w:firstColumn="1" w:firstRow="1" w:lastColumn="0" w:lastRow="0" w:noHBand="0" w:noVBand="1" w:val="04A0"/>
-        <w:tblLayout w:type="fixed"/>
-        <w:tblCellMar>
-          <w:top w:w="40" w:type="dxa"/>
-          <w:left w:w="80" w:type="dxa"/>
-          <w:bottom w:w="40" w:type="dxa"/>
-          <w:right w:w="140" w:type="dxa"/>
-        </w:tblCellMar>
-      </w:tblPr>
-      <w:tblGrid>
-        <w:gridCol w:w="3180"/>
-        <w:gridCol w:w="4771"/>
-      </w:tblGrid>
-      <w:tr>
-        <w:tc>
-          <w:tcPr>
-            <w:tcW w:w="3180" w:type="dxa"/>
-          </w:tcPr>
-          <w:p>
-            <w:pPr>
-              <w:jc w:val="center"/>
-            </w:pPr>
-            <w:r/>
-            <w:r>
-              <w:rPr>
-                <w:rFonts w:ascii="Times New Roman" w:hAnsi="Times New Roman" w:eastAsia="黑体"/>
-                <w:b/>
-                <w:sz w:val="19"/>
-              </w:rPr>
-              <w:t>结论</w:t>
-            </w:r>
-          </w:p>
-        </w:tc>
-        <w:tc>
-          <w:tcPr>
-            <w:tcW w:w="4771" w:type="dxa"/>
-          </w:tcPr>
-          <w:p>
-            <w:pPr>
-              <w:jc w:val="center"/>
-            </w:pPr>
-            <w:r/>
-            <w:r>
-              <w:rPr>
-                <w:rFonts w:ascii="Times New Roman" w:hAnsi="Times New Roman" w:eastAsia="黑体"/>
-                <w:b/>
-                <w:sz w:val="19"/>
-              </w:rPr>
-              <w:t>实测数据</w:t>
-            </w:r>
-          </w:p>
-        </w:tc>
-      </w:tr>
-      <w:tr>
-        <w:tc>
-          <w:tcPr>
-            <w:tcW w:w="3180" w:type="dxa"/>
-          </w:tcPr>
-          <w:p>
-            <w:pPr>
-              <w:spacing w:line="276" w:lineRule="auto"/>
-            </w:pPr>
-            <w:r/>
-            <w:r>
-              <w:rPr>
-                <w:rFonts w:ascii="Times New Roman" w:hAnsi="Times New Roman" w:eastAsia="宋体"/>
-                <w:b w:val="0"/>
-                <w:sz w:val="19"/>
-              </w:rPr>
-              <w:t>舒适度不达标率显著更低</w:t>
-            </w:r>
-          </w:p>
-        </w:tc>
-        <w:tc>
-          <w:tcPr>
-            <w:tcW w:w="4771" w:type="dxa"/>
-          </w:tcPr>
-          <w:p>
-            <w:pPr>
-              <w:spacing w:line="276" w:lineRule="auto"/>
-            </w:pPr>
-            <w:r/>
-            <w:r>
-              <w:rPr>
-                <w:rFonts w:ascii="Times New Roman" w:hAnsi="Times New Roman" w:eastAsia="宋体"/>
-                <w:b w:val="0"/>
-                <w:sz w:val="19"/>
-              </w:rPr>
-              <w:t>21.57% → 11.73%（降低 45.6%）</w:t>
-            </w:r>
-          </w:p>
-        </w:tc>
-      </w:tr>
-      <w:tr>
-        <w:tc>
-          <w:tcPr>
-            <w:tcW w:w="3180" w:type="dxa"/>
-          </w:tcPr>
-          <w:p>
-            <w:pPr>
-              <w:spacing w:line="276" w:lineRule="auto"/>
-            </w:pPr>
-            <w:r/>
-            <w:r>
-              <w:rPr>
-                <w:rFonts w:ascii="Times New Roman" w:hAnsi="Times New Roman" w:eastAsia="宋体"/>
-                <w:b w:val="0"/>
-                <w:sz w:val="19"/>
-              </w:rPr>
-              <w:t>设备切换次数显著更少</w:t>
-            </w:r>
-          </w:p>
-        </w:tc>
-        <w:tc>
-          <w:tcPr>
-            <w:tcW w:w="4771" w:type="dxa"/>
-          </w:tcPr>
-          <w:p>
-            <w:pPr>
-              <w:spacing w:line="276" w:lineRule="auto"/>
-            </w:pPr>
-            <w:r/>
-            <w:r>
-              <w:rPr>
-                <w:rFonts w:ascii="Times New Roman" w:hAnsi="Times New Roman" w:eastAsia="宋体"/>
-                <w:b w:val="0"/>
-                <w:sz w:val="19"/>
-              </w:rPr>
-              <w:t>24.6 → 7.4 次/天（降低 70.0%，几乎无代价）</w:t>
-            </w:r>
-          </w:p>
-        </w:tc>
-      </w:tr>
-      <w:tr>
-        <w:tc>
-          <w:tcPr>
-            <w:tcW w:w="3180" w:type="dxa"/>
-          </w:tcPr>
-          <w:p>
-            <w:pPr>
-              <w:spacing w:line="276" w:lineRule="auto"/>
-            </w:pPr>
-            <w:r/>
-            <w:r>
-              <w:rPr>
-                <w:rFonts w:ascii="Times New Roman" w:hAnsi="Times New Roman" w:eastAsia="宋体"/>
-                <w:b w:val="0"/>
-                <w:sz w:val="19"/>
-              </w:rPr>
-              <w:t>温度控制精度显著更高</w:t>
-            </w:r>
-          </w:p>
-        </w:tc>
-        <w:tc>
-          <w:tcPr>
-            <w:tcW w:w="4771" w:type="dxa"/>
-          </w:tcPr>
-          <w:p>
-            <w:pPr>
-              <w:spacing w:line="276" w:lineRule="auto"/>
-            </w:pPr>
-            <w:r/>
-            <w:r>
-              <w:rPr>
-                <w:rFonts w:ascii="Times New Roman" w:hAnsi="Times New Roman" w:eastAsia="宋体"/>
-                <w:b w:val="0"/>
-                <w:sz w:val="19"/>
-              </w:rPr>
-              <w:t>RMSE 0.735 → 0.055（降低 92.5%）</w:t>
-            </w:r>
-          </w:p>
-        </w:tc>
-      </w:tr>
-      <w:tr>
-        <w:tc>
-          <w:tcPr>
-            <w:tcW w:w="3180" w:type="dxa"/>
-          </w:tcPr>
-          <w:p>
-            <w:pPr>
-              <w:spacing w:line="276" w:lineRule="auto"/>
-            </w:pPr>
-            <w:r/>
-            <w:r>
-              <w:rPr>
-                <w:rFonts w:ascii="Times New Roman" w:hAnsi="Times New Roman" w:eastAsia="宋体"/>
-                <w:b w:val="0"/>
-                <w:sz w:val="19"/>
-              </w:rPr>
-              <w:t>相对恒温运行节能</w:t>
-            </w:r>
-          </w:p>
-        </w:tc>
-        <w:tc>
-          <w:tcPr>
-            <w:tcW w:w="4771" w:type="dxa"/>
-          </w:tcPr>
-          <w:p>
-            <w:pPr>
-              <w:spacing w:line="276" w:lineRule="auto"/>
-            </w:pPr>
-            <w:r/>
-            <w:r>
-              <w:rPr>
-                <w:rFonts w:ascii="Times New Roman" w:hAnsi="Times New Roman" w:eastAsia="宋体"/>
-                <w:b w:val="0"/>
-                <w:sz w:val="19"/>
-              </w:rPr>
-              <w:t>16.1%（舒适度基本持平）</w:t>
-            </w:r>
-          </w:p>
-        </w:tc>
-      </w:tr>
-      <w:tr>
-        <w:tc>
-          <w:tcPr>
-            <w:tcW w:w="3180" w:type="dxa"/>
-          </w:tcPr>
-          <w:p>
-            <w:pPr>
-              <w:spacing w:line="276" w:lineRule="auto"/>
-            </w:pPr>
-            <w:r/>
-            <w:r>
-              <w:rPr>
-                <w:rFonts w:ascii="Times New Roman" w:hAnsi="Times New Roman" w:eastAsia="宋体"/>
-                <w:b w:val="0"/>
-                <w:sz w:val="19"/>
-              </w:rPr>
-              <w:t>循环网络（LSTM）降低电费</w:t>
-            </w:r>
-          </w:p>
-        </w:tc>
-        <w:tc>
-          <w:tcPr>
-            <w:tcW w:w="4771" w:type="dxa"/>
-          </w:tcPr>
-          <w:p>
-            <w:pPr>
-              <w:spacing w:line="276" w:lineRule="auto"/>
-            </w:pPr>
-            <w:r/>
-            <w:r>
-              <w:rPr>
-                <w:rFonts w:ascii="Times New Roman" w:hAnsi="Times New Roman" w:eastAsia="宋体"/>
-                <w:b w:val="0"/>
-                <w:sz w:val="19"/>
-              </w:rPr>
-              <w:t>16.1%</w:t>
-            </w:r>
-          </w:p>
-        </w:tc>
-      </w:tr>
-      <w:tr>
-        <w:tc>
-          <w:tcPr>
-            <w:tcW w:w="3180" w:type="dxa"/>
-          </w:tcPr>
-          <w:p>
-            <w:pPr>
-              <w:spacing w:line="276" w:lineRule="auto"/>
-            </w:pPr>
-            <w:r/>
-            <w:r>
-              <w:rPr>
-                <w:rFonts w:ascii="Times New Roman" w:hAnsi="Times New Roman" w:eastAsia="宋体"/>
-                <w:b w:val="0"/>
-                <w:sz w:val="19"/>
-              </w:rPr>
-              <w:t>显式储能降低电费</w:t>
-            </w:r>
-          </w:p>
-        </w:tc>
-        <w:tc>
-          <w:tcPr>
-            <w:tcW w:w="4771" w:type="dxa"/>
-          </w:tcPr>
-          <w:p>
-            <w:pPr>
-              <w:spacing w:line="276" w:lineRule="auto"/>
-            </w:pPr>
-            <w:r/>
-            <w:r>
-              <w:rPr>
-                <w:rFonts w:ascii="Times New Roman" w:hAnsi="Times New Roman" w:eastAsia="宋体"/>
-                <w:b w:val="0"/>
-                <w:sz w:val="19"/>
-              </w:rPr>
-              <w:t>28%～35%（谷段用电占比提升至 95% 以上）</w:t>
-            </w:r>
-          </w:p>
-        </w:tc>
-      </w:tr>
-      <w:tr>
-        <w:tc>
-          <w:tcPr>
-            <w:tcW w:w="3180" w:type="dxa"/>
-          </w:tcPr>
-          <w:p>
-            <w:pPr>
-              <w:spacing w:line="276" w:lineRule="auto"/>
-            </w:pPr>
-            <w:r/>
-            <w:r>
-              <w:rPr>
-                <w:rFonts w:ascii="Times New Roman" w:hAnsi="Times New Roman" w:eastAsia="宋体"/>
-                <w:b w:val="0"/>
-                <w:sz w:val="19"/>
-              </w:rPr>
-              <w:t>工作区间更宽</w:t>
-            </w:r>
-          </w:p>
-        </w:tc>
-        <w:tc>
-          <w:tcPr>
-            <w:tcW w:w="4771" w:type="dxa"/>
-          </w:tcPr>
-          <w:p>
-            <w:pPr>
-              <w:spacing w:line="276" w:lineRule="auto"/>
-            </w:pPr>
-            <w:r/>
-            <w:r>
-              <w:rPr>
-                <w:rFonts w:ascii="Times New Roman" w:hAnsi="Times New Roman" w:eastAsia="宋体"/>
-                <w:b w:val="0"/>
-                <w:sz w:val="19"/>
-              </w:rPr>
-              <w:t>规则最低不达标率 24%～29%，本方法可达 8%～19%</w:t>
-            </w:r>
-          </w:p>
-        </w:tc>
-      </w:tr>
-      <w:tr>
-        <w:tc>
-          <w:tcPr>
-            <w:tcW w:w="3180" w:type="dxa"/>
-          </w:tcPr>
-          <w:p>
-            <w:pPr>
-              <w:spacing w:line="276" w:lineRule="auto"/>
-            </w:pPr>
-            <w:r/>
-            <w:r>
-              <w:rPr>
-                <w:rFonts w:ascii="Times New Roman" w:hAnsi="Times New Roman" w:eastAsia="宋体"/>
-                <w:b w:val="0"/>
-                <w:sz w:val="19"/>
-              </w:rPr>
-              <w:t>首次量化规则的隐含适应成本</w:t>
-            </w:r>
-          </w:p>
-        </w:tc>
-        <w:tc>
-          <w:tcPr>
-            <w:tcW w:w="4771" w:type="dxa"/>
-          </w:tcPr>
-          <w:p>
-            <w:pPr>
-              <w:spacing w:line="276" w:lineRule="auto"/>
-            </w:pPr>
-            <w:r/>
-            <w:r>
-              <w:rPr>
-                <w:rFonts w:ascii="Times New Roman" w:hAnsi="Times New Roman" w:eastAsia="宋体"/>
-                <w:b w:val="0"/>
-                <w:sz w:val="19"/>
-              </w:rPr>
-              <w:t>电价变化后规则不重新调参，电费上升 49.8%</w:t>
-            </w:r>
-          </w:p>
-        </w:tc>
-      </w:tr>
-    </w:tbl>
-    <w:p>
-      <w:pPr>
-        <w:spacing w:after="80" w:line="336" w:lineRule="auto"/>
-        <w:ind w:left="0" w:right="0"/>
-      </w:pPr>
-    </w:p>
-    <w:p>
-      <w:pPr>
-        <w:spacing w:after="80" w:line="336" w:lineRule="auto"/>
-        <w:ind w:left="0" w:right="0"/>
-      </w:pPr>
-      <w:r>
-        <w:rPr>
-          <w:rFonts w:ascii="Times New Roman" w:hAnsi="Times New Roman" w:eastAsia="宋体"/>
-          <w:b/>
-          <w:sz w:val="21"/>
-        </w:rPr>
-        <w:t>2. 待改进方面（已如实记录并完成归因）</w:t>
-      </w:r>
-    </w:p>
-    <w:p>
-      <w:pPr>
-        <w:spacing w:after="120" w:line="336" w:lineRule="auto"/>
+        <w:spacing w:after="120" w:line="360" w:lineRule="auto"/>
         <w:ind w:left="0" w:right="0" w:firstLine="420"/>
       </w:pPr>
       <w:r>
@@ -962,12 +95,12 @@
           <w:b w:val="0"/>
           <w:sz w:val="21"/>
         </w:rPr>
-        <w:t>在电费这一优化目标上，经过 7 条技术路线（场景化权重、前视电价、循环网络、增加训练步数、显式储能、奖励权重重标定、电价变化适应）的系统检验，本方法始终未能超过人工规则，电费差距为 20%～132%。</w:t>
+        <w:t>第一，完成问题建模。将家庭环境控制问题形式化为马尔可夫决策过程，其中状态空间包含 25 维特征（室内温湿度、光照、人员占用、时间上下文、室外环境、设备状态、电价信息等），动作空间包含 36 个离散动作（空调 5 档设定温度 × 照明 3 档 × 通风 2 档），奖励函数由舒适度代价、能耗代价与设备切换惩罚三部分构成。同时完成了马尔可夫性检验，验证了状态设计的合理性。</w:t>
       </w:r>
     </w:p>
     <w:p>
       <w:pPr>
-        <w:spacing w:after="120" w:line="336" w:lineRule="auto"/>
+        <w:spacing w:after="120" w:line="360" w:lineRule="auto"/>
         <w:ind w:left="0" w:right="0" w:firstLine="420"/>
       </w:pPr>
       <w:r>
@@ -976,17 +109,262 @@
           <w:b w:val="0"/>
           <w:sz w:val="21"/>
         </w:rPr>
-        <w:t>根本原因已定位：本方法的不达标率约 11%（规则约 32%～37%），但为此付出 48%～71% 的额外能耗。即强化学习学到的是“高能耗的温度控制器”，而人工规则是“低能耗的成本最小化器”。这界定了方法的适用边界——本方法定位为“舒适度优先”的方法，而非“电费优先”的方法。</w:t>
-      </w:r>
-    </w:p>
-    <w:p>
-      <w:r>
-        <w:br w:type="page"/>
+        <w:t>第二，搭建仿真实验平台。自行开发了智能家居环境仿真平台，包含热力学模型、湿度模型、光照模型与人员占用模型四个部分，并实现了约束机制（空调最小切换间隔、无人时自动关机）与统一的评估口径，保证所有对比实验采用相同的评价标准。</w:t>
       </w:r>
     </w:p>
     <w:p>
       <w:pPr>
-        <w:spacing w:before="240" w:after="120" w:line="312" w:lineRule="auto"/>
+        <w:spacing w:after="120" w:line="360" w:lineRule="auto"/>
+        <w:ind w:left="0" w:right="0" w:firstLine="420"/>
+      </w:pPr>
+      <w:r>
+        <w:rPr>
+          <w:rFonts w:ascii="Times New Roman" w:hAnsi="Times New Roman" w:eastAsia="宋体"/>
+          <w:b w:val="0"/>
+          <w:sz w:val="21"/>
+        </w:rPr>
+        <w:t>第三，完成算法实现。实现了基于 PPO 的强化学习控制策略；另外实现了循环网络策略（RecurrentPPO，用于时序建模能力对比）以及显式储能（电池）建模，为跨时段能量调度提供物理载体。</w:t>
+      </w:r>
+    </w:p>
+    <w:p>
+      <w:pPr>
+        <w:spacing w:after="120" w:line="360" w:lineRule="auto"/>
+        <w:ind w:left="0" w:right="0" w:firstLine="420"/>
+      </w:pPr>
+      <w:r>
+        <w:rPr>
+          <w:rFonts w:ascii="Times New Roman" w:hAnsi="Times New Roman" w:eastAsia="宋体"/>
+          <w:b w:val="0"/>
+          <w:sz w:val="21"/>
+        </w:rPr>
+        <w:t>第四，建立实验体系。共完成 8 组系统实验，包括：无分时电价场景的主实验、等舒适度比较实验、分时电价场景实验、消融实验（采用多种子重复设计，每组 75 个样本）、参数敏感性完整扫描、循环网络对比实验、储能对比实验、以及电价结构变化适应实验。同时构建了 5 类对照策略，包括恒温运行、全程关闭、定温规则控制、分时电价规则控制、以及规则控制加储能。</w:t>
+      </w:r>
+    </w:p>
+    <w:p>
+      <w:pPr>
+        <w:spacing w:after="120" w:line="360" w:lineRule="auto"/>
+        <w:ind w:left="0" w:right="0" w:firstLine="420"/>
+      </w:pPr>
+      <w:r>
+        <w:rPr>
+          <w:rFonts w:ascii="Times New Roman" w:hAnsi="Times New Roman" w:eastAsia="宋体"/>
+          <w:b w:val="0"/>
+          <w:sz w:val="21"/>
+        </w:rPr>
+        <w:t>第五，完成硬件准备。完成全部器件的选型与采购，包括 ESP32-S3 开发板、温湿度传感器、光照传感器、人体活动传感器、毫米波雷达人体存在传感器与面包板套件。在硬件到货之前，已提前编写完成硬件验证程序与数据采集程序，两份程序均已编译通过，具备到货后即可烧录的条件。</w:t>
+      </w:r>
+    </w:p>
+    <w:p>
+      <w:pPr>
+        <w:spacing w:after="120" w:line="360" w:lineRule="auto"/>
+        <w:ind w:left="0" w:right="0" w:firstLine="420"/>
+      </w:pPr>
+      <w:r>
+        <w:rPr>
+          <w:rFonts w:ascii="Times New Roman" w:hAnsi="Times New Roman" w:eastAsia="宋体"/>
+          <w:b w:val="0"/>
+          <w:sz w:val="21"/>
+        </w:rPr>
+        <w:t>第六，打通数据链路。完成了电脑端数据采集脚本、数据标定脚本（用于从实测数据反推建筑热工参数）、以及合成数据生成器。其中标定链路已通过合成数据验证，参数反推误差为 0.2% 与 0.4%，说明该链路可靠。</w:t>
+      </w:r>
+    </w:p>
+    <w:p>
+      <w:pPr>
+        <w:spacing w:after="120" w:line="360" w:lineRule="auto"/>
+        <w:ind w:left="0" w:right="0" w:firstLine="420"/>
+      </w:pPr>
+      <w:r>
+        <w:rPr>
+          <w:rFonts w:ascii="Times New Roman" w:hAnsi="Times New Roman" w:eastAsia="宋体"/>
+          <w:b w:val="0"/>
+          <w:sz w:val="21"/>
+        </w:rPr>
+        <w:t>第七，完成文档工作。共形成 4 份文档，合计约 1300 行，包括马尔可夫决策过程定义文档、实验结果报告、实测数据与模型验证文档、以及项目状态总结文档。项目现有脚本 30 个（语法检查全部通过）、图表 41 张，环境自检的 6 类检查全部通过。</w:t>
+      </w:r>
+    </w:p>
+    <w:p>
+      <w:pPr>
+        <w:spacing w:before="200" w:after="120" w:line="336" w:lineRule="auto"/>
+      </w:pPr>
+      <w:r>
+        <w:rPr>
+          <w:rFonts w:ascii="Times New Roman" w:hAnsi="Times New Roman" w:eastAsia="黑体"/>
+          <w:b/>
+          <w:sz w:val="23"/>
+        </w:rPr>
+        <w:t>（二）取得的关键成果</w:t>
+      </w:r>
+    </w:p>
+    <w:p>
+      <w:pPr>
+        <w:spacing w:after="120" w:line="360" w:lineRule="auto"/>
+        <w:ind w:left="0" w:right="0" w:firstLine="420"/>
+      </w:pPr>
+      <w:r>
+        <w:rPr>
+          <w:rFonts w:ascii="Times New Roman" w:hAnsi="Times New Roman" w:eastAsia="宋体"/>
+          <w:b w:val="0"/>
+          <w:sz w:val="21"/>
+        </w:rPr>
+        <w:t>第一，在舒适度指标上显著优于规则控制。在无分时电价场景下，本方法的舒适度不达标率由规则控制的 21.57% 降低至 11.73%，降幅为 45.6%。代价是能耗比规则控制高约 11.8%。</w:t>
+      </w:r>
+    </w:p>
+    <w:p>
+      <w:pPr>
+        <w:spacing w:after="120" w:line="360" w:lineRule="auto"/>
+        <w:ind w:left="0" w:right="0" w:firstLine="420"/>
+      </w:pPr>
+      <w:r>
+        <w:rPr>
+          <w:rFonts w:ascii="Times New Roman" w:hAnsi="Times New Roman" w:eastAsia="宋体"/>
+          <w:b w:val="0"/>
+          <w:sz w:val="21"/>
+        </w:rPr>
+        <w:t>第二，在控制平稳性上显著优于规则控制。本方法的设备日均切换次数由规则控制的 24.6 次降至 7.4 次，降幅为 70.0%，且几乎没有额外代价；温度偏差均方根误差由 0.735 降至 0.055，降幅为 92.5%。设备启停次数减少有利于延长设备寿命。</w:t>
+      </w:r>
+    </w:p>
+    <w:p>
+      <w:pPr>
+        <w:spacing w:after="120" w:line="360" w:lineRule="auto"/>
+        <w:ind w:left="0" w:right="0" w:firstLine="420"/>
+      </w:pPr>
+      <w:r>
+        <w:rPr>
+          <w:rFonts w:ascii="Times New Roman" w:hAnsi="Times New Roman" w:eastAsia="宋体"/>
+          <w:b w:val="0"/>
+          <w:sz w:val="21"/>
+        </w:rPr>
+        <w:t>第三，相对恒温运行实现节能。本方法的日均能耗由恒温运行的5.328 千瓦时降至 4.472 千瓦时，节能量为 16.1%，而两者舒适度基本持平。需要说明的是，恒温运行属于较弱基线，该结论主要用于说明本方法相对理想恒温控制的改进幅度。</w:t>
+      </w:r>
+    </w:p>
+    <w:p>
+      <w:pPr>
+        <w:spacing w:after="120" w:line="360" w:lineRule="auto"/>
+        <w:ind w:left="0" w:right="0" w:firstLine="420"/>
+      </w:pPr>
+      <w:r>
+        <w:rPr>
+          <w:rFonts w:ascii="Times New Roman" w:hAnsi="Times New Roman" w:eastAsia="宋体"/>
+          <w:b w:val="0"/>
+          <w:sz w:val="21"/>
+        </w:rPr>
+        <w:t>第四，循环网络带来明显改进。将策略网络由多层感知机替换为长短期记忆网络后，日电费由 3.650 元降至 3.060 元，降幅为 16.1%。经诊断，该改进来自总用电量的下降，而非分时段负荷转移的改善。</w:t>
+      </w:r>
+    </w:p>
+    <w:p>
+      <w:pPr>
+        <w:spacing w:after="120" w:line="360" w:lineRule="auto"/>
+        <w:ind w:left="0" w:right="0" w:firstLine="420"/>
+      </w:pPr>
+      <w:r>
+        <w:rPr>
+          <w:rFonts w:ascii="Times New Roman" w:hAnsi="Times New Roman" w:eastAsia="宋体"/>
+          <w:b w:val="0"/>
+          <w:sz w:val="21"/>
+        </w:rPr>
+        <w:t>第五，显式储能带来显著效益。在环境中引入 4 千瓦时电池储能后，规则控制的日电费由 1.878 元降至约 1.213 至 1.357 元，降幅为 28% 至 35%；本方法的日电费由 2.321 元降至 1.782 元，降幅为 23.2%。同时谷段用电占比由约 47% 提升至 95% 以上，峰段用电接近为零，说明储能有效实现了用电时段的转移。</w:t>
+      </w:r>
+    </w:p>
+    <w:p>
+      <w:pPr>
+        <w:spacing w:after="120" w:line="360" w:lineRule="auto"/>
+        <w:ind w:left="0" w:right="0" w:firstLine="420"/>
+      </w:pPr>
+      <w:r>
+        <w:rPr>
+          <w:rFonts w:ascii="Times New Roman" w:hAnsi="Times New Roman" w:eastAsia="宋体"/>
+          <w:b w:val="0"/>
+          <w:sz w:val="21"/>
+        </w:rPr>
+        <w:t>第六，本方法的可用工作区间更宽。在多种参数配置下，规则控制可达的最低舒适度不达标率落在 24% 至 29% 之间，而本方法可以降至 8% 至 19%，即本方法能够覆盖约 7 至 21 个百分点的、规则控制难以达到的低不达标率区间。这使得本方法可以支持“按用户偏好配置舒适度与能耗平衡”这一目标。需要说明的是，在两者都能达到的舒适度区间内，规则控制的电费更低。</w:t>
+      </w:r>
+    </w:p>
+    <w:p>
+      <w:pPr>
+        <w:spacing w:after="120" w:line="360" w:lineRule="auto"/>
+        <w:ind w:left="0" w:right="0" w:firstLine="420"/>
+      </w:pPr>
+      <w:r>
+        <w:rPr>
+          <w:rFonts w:ascii="Times New Roman" w:hAnsi="Times New Roman" w:eastAsia="宋体"/>
+          <w:b w:val="0"/>
+          <w:sz w:val="21"/>
+        </w:rPr>
+        <w:t>第七，首次量化了规则控制方案的一项隐含成本。实验发现，当电价结构发生变化时，若规则控制不重新进行人工调参，日电费将由 1.713 元上升至 2.567 元，上升幅度为 49.8%。这项成本在此前的研究比较中从未被计入。在电价结构频繁变化的实际场景下，该成本会反复发生，构成学习型方法的潜在价值来源。</w:t>
+      </w:r>
+    </w:p>
+    <w:p>
+      <w:pPr>
+        <w:spacing w:after="120" w:line="360" w:lineRule="auto"/>
+        <w:ind w:left="0" w:right="0" w:firstLine="420"/>
+      </w:pPr>
+      <w:r>
+        <w:rPr>
+          <w:rFonts w:ascii="Times New Roman" w:hAnsi="Times New Roman" w:eastAsia="宋体"/>
+          <w:b w:val="0"/>
+          <w:sz w:val="21"/>
+        </w:rPr>
+        <w:t>第八，工程与验证性成果。具体包括：环境自检的 6 类检查（接口正确性、观测合法性、动力学合理性、奖励合理性、约束有效性、指标产出）全部通过；数据标定链路经合成数据验证，参数反推误差为 0.2% 与 0.4%；马尔可夫性检验通过；约束机制之间的一致性得到修正，异常样本归零；评估口径完成统一（修正了早期同一策略给出 2.0 与 3.9 千瓦时两个矛盾值的问题）；建立了文档数据自动核对机制，当前全部实验数字核对通过，无一处不符。</w:t>
+      </w:r>
+    </w:p>
+    <w:p>
+      <w:pPr>
+        <w:spacing w:before="200" w:after="120" w:line="336" w:lineRule="auto"/>
+      </w:pPr>
+      <w:r>
+        <w:rPr>
+          <w:rFonts w:ascii="Times New Roman" w:hAnsi="Times New Roman" w:eastAsia="黑体"/>
+          <w:b/>
+          <w:sz w:val="23"/>
+        </w:rPr>
+        <w:t>（三）需要如实说明的方面</w:t>
+      </w:r>
+    </w:p>
+    <w:p>
+      <w:pPr>
+        <w:spacing w:after="120" w:line="360" w:lineRule="auto"/>
+        <w:ind w:left="0" w:right="0" w:firstLine="420"/>
+      </w:pPr>
+      <w:r>
+        <w:rPr>
+          <w:rFonts w:ascii="Times New Roman" w:hAnsi="Times New Roman" w:eastAsia="宋体"/>
+          <w:b w:val="0"/>
+          <w:sz w:val="21"/>
+        </w:rPr>
+        <w:t>在“降低电费”这一优化目标上，本项目先后系统检验了 7 条技术路线，包括时间场景化权重、前视电价机制、循环网络、增加训练步数、显式储能建模、奖励权重重标定、以及电价结构变化适应。检验结果表明，本方法在上述所有情况下均未能超过人工规则控制，电费差距为 20% 至 132%。</w:t>
+      </w:r>
+    </w:p>
+    <w:p>
+      <w:pPr>
+        <w:spacing w:after="120" w:line="360" w:lineRule="auto"/>
+        <w:ind w:left="0" w:right="0" w:firstLine="420"/>
+      </w:pPr>
+      <w:r>
+        <w:rPr>
+          <w:rFonts w:ascii="Times New Roman" w:hAnsi="Times New Roman" w:eastAsia="宋体"/>
+          <w:b w:val="0"/>
+          <w:sz w:val="21"/>
+        </w:rPr>
+        <w:t>根本原因已经定位：本方法的舒适度不达标率约为 11%，而规则控制约为 32% 至 37%，但本方法为此付出了 48% 至 71% 的额外能耗。也就是说，强化学习学到的是“高能耗的温度控制器”，而人工规则是“低能耗的成本最小化器”。</w:t>
+      </w:r>
+    </w:p>
+    <w:p>
+      <w:pPr>
+        <w:spacing w:after="120" w:line="360" w:lineRule="auto"/>
+        <w:ind w:left="0" w:right="0" w:firstLine="420"/>
+      </w:pPr>
+      <w:r>
+        <w:rPr>
+          <w:rFonts w:ascii="Times New Roman" w:hAnsi="Times New Roman" w:eastAsia="宋体"/>
+          <w:b w:val="0"/>
+          <w:sz w:val="21"/>
+        </w:rPr>
+        <w:t>基于这一认识，项目将方法定位由“全面超越规则控制”调整为“舒适度优先的自适应控制方法”。本方法的价值体现在舒适度、控制平稳性、可用工作区间宽度，以及无需人工设计规则这几个方面，而不是在电费上占优。这一调整已在项目文档中如实记录，并给出了完整的实验数据支撑。</w:t>
+      </w:r>
+    </w:p>
+    <w:p>
+      <w:pPr>
+        <w:spacing w:before="280" w:after="120" w:line="336" w:lineRule="auto"/>
       </w:pPr>
       <w:r>
         <w:rPr>
@@ -999,7 +377,7 @@
     </w:p>
     <w:p>
       <w:pPr>
-        <w:spacing w:before="240" w:after="120" w:line="312" w:lineRule="auto"/>
+        <w:spacing w:before="200" w:after="120" w:line="336" w:lineRule="auto"/>
       </w:pPr>
       <w:r>
         <w:rPr>
@@ -1007,26 +385,12 @@
           <w:b/>
           <w:sz w:val="23"/>
         </w:rPr>
-        <w:t>问题 1：硬件采购到货延迟，实物验证环节滞后</w:t>
+        <w:t>问题一：硬件采购到货延迟，实物验证环节滞后</w:t>
       </w:r>
     </w:p>
     <w:p>
       <w:pPr>
-        <w:spacing w:after="40" w:line="336" w:lineRule="auto"/>
-        <w:ind w:left="0" w:right="0"/>
-      </w:pPr>
-      <w:r>
-        <w:rPr>
-          <w:rFonts w:ascii="Times New Roman" w:hAnsi="Times New Roman" w:eastAsia="宋体"/>
-          <w:b/>
-          <w:sz w:val="21"/>
-        </w:rPr>
-        <w:t>【问题描述】</w:t>
-      </w:r>
-    </w:p>
-    <w:p>
-      <w:pPr>
-        <w:spacing w:after="120" w:line="336" w:lineRule="auto"/>
+        <w:spacing w:after="120" w:line="360" w:lineRule="auto"/>
         <w:ind w:left="0" w:right="0" w:firstLine="420"/>
       </w:pPr>
       <w:r>
@@ -1035,26 +399,12 @@
           <w:b w:val="0"/>
           <w:sz w:val="21"/>
         </w:rPr>
-        <w:t>项目所需的 ESP32-S3 开发板与 5 类传感器因物流原因尚未到货，导致“实物系统验证”与“实测数据采集”两个环节无法按期开展。</w:t>
+        <w:t>问题描述：项目所需的开发板与 5 类传感器因物流原因尚未到货，导致“实物系统验证”与“实测数据采集”两个环节无法按期开展，硬件部分的进度明显落后于软件部分。</w:t>
       </w:r>
     </w:p>
     <w:p>
       <w:pPr>
-        <w:spacing w:after="40" w:line="336" w:lineRule="auto"/>
-        <w:ind w:left="0" w:right="0"/>
-      </w:pPr>
-      <w:r>
-        <w:rPr>
-          <w:rFonts w:ascii="Times New Roman" w:hAnsi="Times New Roman" w:eastAsia="宋体"/>
-          <w:b/>
-          <w:sz w:val="21"/>
-        </w:rPr>
-        <w:t>【已采取的解决方案】</w:t>
-      </w:r>
-    </w:p>
-    <w:p>
-      <w:pPr>
-        <w:spacing w:after="60" w:line="336" w:lineRule="auto"/>
+        <w:spacing w:after="120" w:line="360" w:lineRule="auto"/>
         <w:ind w:left="0" w:right="0" w:firstLine="420"/>
       </w:pPr>
       <w:r>
@@ -1063,12 +413,12 @@
           <w:b w:val="0"/>
           <w:sz w:val="21"/>
         </w:rPr>
-        <w:t>· 提前完成固件开发：在无硬件条件下完成两份固件编写并编译通过（硬件验活程序、长时间采集程序），使硬件到货后可立即烧录，缩短现场调试时间；</w:t>
+        <w:t>已采取的解决方案：第一，提前完成固件开发。在无硬件条件下完成了硬件验证程序与长时间数据采集程序的编写，两份程序均已编译通过，使硬件到货后可以立即烧录，显著缩短现场调试时间。第二，提前打通数据链路。开发了合成数据生成器，在无真实数据条件下验证了“采集—标定—参数”整条流程，标定精度达到 0.2% 与 0.4%，保证硬件到货后链路可以直接使用。第三，调整硬件端的定位。由于家庭使用的中央空调不具备程序控制接口（无红外遥控、无通讯接口），将硬件端定位由“闭环控制实验”调整为“感知链路验证与真实作息、热工参数采集”，控制策略的验证在仿真环境中完成。这一调整既符合实际条件，也保证了研究目标的完整性。第四，制定到货即用的操作清单，编写了接线表、烧录参数与采集流程，人工投入约 40 分钟，降低到货后的时间成本。</w:t>
       </w:r>
     </w:p>
     <w:p>
       <w:pPr>
-        <w:spacing w:after="60" w:line="336" w:lineRule="auto"/>
+        <w:spacing w:after="120" w:line="360" w:lineRule="auto"/>
         <w:ind w:left="0" w:right="0" w:firstLine="420"/>
       </w:pPr>
       <w:r>
@@ -1077,12 +427,25 @@
           <w:b w:val="0"/>
           <w:sz w:val="21"/>
         </w:rPr>
-        <w:t>· 提前打通数据链路：开发合成数据生成器，在无真实数据条件下验证了“采集 → 标定 → 参数”整条链路，标定精度达 0.2%/0.4%；</w:t>
+        <w:t>后续措施：持续跟踪物流进度；硬件到货后立即执行“验活—采集 3 天数据—参数标定”流程，并同步人工记录空调使用时段，用于后续模型标定。</w:t>
       </w:r>
     </w:p>
     <w:p>
       <w:pPr>
-        <w:spacing w:after="60" w:line="336" w:lineRule="auto"/>
+        <w:spacing w:before="200" w:after="120" w:line="336" w:lineRule="auto"/>
+      </w:pPr>
+      <w:r>
+        <w:rPr>
+          <w:rFonts w:ascii="Times New Roman" w:hAnsi="Times New Roman" w:eastAsia="黑体"/>
+          <w:b/>
+          <w:sz w:val="23"/>
+        </w:rPr>
+        <w:t>问题二：强化学习在电费指标上未能超过人工规则</w:t>
+      </w:r>
+    </w:p>
+    <w:p>
+      <w:pPr>
+        <w:spacing w:after="120" w:line="360" w:lineRule="auto"/>
         <w:ind w:left="0" w:right="0" w:firstLine="420"/>
       </w:pPr>
       <w:r>
@@ -1091,12 +454,12 @@
           <w:b w:val="0"/>
           <w:sz w:val="21"/>
         </w:rPr>
-        <w:t>· 调整硬件定位：因家庭中央空调不具备程序控制接口（无红外、无通讯），将硬件端定位由“闭环控制实验”调整为“感知链路验证 + 真实作息与热工参数采集”，控制策略的验证在仿真环境中完成；</w:t>
+        <w:t>问题描述：项目原定目标之一是“利用强化学习实现自适应控制并优于规则控制”。但实验结果表明，在分时电价场景下人工规则的电费显著更低，差距为 20% 至 132%。这是对项目预期的重大偏离，也是本项目遇到的最主要困难。</w:t>
       </w:r>
     </w:p>
     <w:p>
       <w:pPr>
-        <w:spacing w:after="60" w:line="336" w:lineRule="auto"/>
+        <w:spacing w:after="120" w:line="360" w:lineRule="auto"/>
         <w:ind w:left="0" w:right="0" w:firstLine="420"/>
       </w:pPr>
       <w:r>
@@ -1105,26 +468,12 @@
           <w:b w:val="0"/>
           <w:sz w:val="21"/>
         </w:rPr>
-        <w:t>· 制定到货即用的操作清单：编写接线表、烧录参数、采集流程（人工投入约 40 分钟），降低到货后的时间成本。</w:t>
+        <w:t>已采取的解决方案：第一，系统排查而非规避问题。依次检验了7 条可能的技术路线，每一条都给出了量化结论与失败原因分析，而不是选择性报告有利结果。第二，严格化比较口径。在分析过程中发现早期的比较存在口径缺陷，即在不同舒适度水平下直接比较电费，这会导致结论失真。为此构建了“等舒适度比较”与“帕累托前沿分析”两套更严格的评判方法，并通过多轮实验确认结论可靠。第三，定位根本原因。通过量化分析证实，本方法的能耗比规则控制高 48% 至 71%，这是电费劣势的直接来源，且该劣势无法通过调整参数、更换网络结构或增加储能来消除。第四，修正项目定位。将目标由“全面超越规则控制”调整为“多维度性能权衡与能力边界刻画”，明确本方法的价值在于舒适度、控制平稳性、工作区间宽度，以及无需人工设计规则。</w:t>
       </w:r>
     </w:p>
     <w:p>
       <w:pPr>
-        <w:spacing w:after="40" w:line="336" w:lineRule="auto"/>
-        <w:ind w:left="0" w:right="0"/>
-      </w:pPr>
-      <w:r>
-        <w:rPr>
-          <w:rFonts w:ascii="Times New Roman" w:hAnsi="Times New Roman" w:eastAsia="宋体"/>
-          <w:b/>
-          <w:sz w:val="21"/>
-        </w:rPr>
-        <w:t>【后续措施】</w:t>
-      </w:r>
-    </w:p>
-    <w:p>
-      <w:pPr>
-        <w:spacing w:after="120" w:line="336" w:lineRule="auto"/>
+        <w:spacing w:after="120" w:line="360" w:lineRule="auto"/>
         <w:ind w:left="0" w:right="0" w:firstLine="420"/>
       </w:pPr>
       <w:r>
@@ -1133,12 +482,12 @@
           <w:b w:val="0"/>
           <w:sz w:val="21"/>
         </w:rPr>
-        <w:t>持续跟踪物流；到货后立即执行验活 → 采集 3 天 → 参数标定流程。</w:t>
+        <w:t>取得的认识：该结果本身具有方法学价值。它界定了强化学习方法的适用边界——在“电价结构已知且固定、最优策略可以被简单规则刻画”的场景下，人工规则难以被超越；而在“评价指标难以写成明确规则”的场景下，例如需要同时兼顾舒适度与控制平稳性时，学习方法具有明确优势。这一边界结论对同类研究具有参考意义。</w:t>
       </w:r>
     </w:p>
     <w:p>
       <w:pPr>
-        <w:spacing w:before="240" w:after="120" w:line="312" w:lineRule="auto"/>
+        <w:spacing w:before="200" w:after="120" w:line="336" w:lineRule="auto"/>
       </w:pPr>
       <w:r>
         <w:rPr>
@@ -1146,26 +495,12 @@
           <w:b/>
           <w:sz w:val="23"/>
         </w:rPr>
-        <w:t>问题 2：强化学习在电费维度上未能超过人工规则</w:t>
+        <w:t>问题三：项目文档存在数据版本不一致的风险</w:t>
       </w:r>
     </w:p>
     <w:p>
       <w:pPr>
-        <w:spacing w:after="40" w:line="336" w:lineRule="auto"/>
-        <w:ind w:left="0" w:right="0"/>
-      </w:pPr>
-      <w:r>
-        <w:rPr>
-          <w:rFonts w:ascii="Times New Roman" w:hAnsi="Times New Roman" w:eastAsia="宋体"/>
-          <w:b/>
-          <w:sz w:val="21"/>
-        </w:rPr>
-        <w:t>【问题描述】</w:t>
-      </w:r>
-    </w:p>
-    <w:p>
-      <w:pPr>
-        <w:spacing w:after="120" w:line="336" w:lineRule="auto"/>
+        <w:spacing w:after="120" w:line="360" w:lineRule="auto"/>
         <w:ind w:left="0" w:right="0" w:firstLine="420"/>
       </w:pPr>
       <w:r>
@@ -1174,26 +509,12 @@
           <w:b w:val="0"/>
           <w:sz w:val="21"/>
         </w:rPr>
-        <w:t>项目原定目标之一是“利用强化学习实现自适应控制并优于规则控制”。实验表明，在分时电价场景下人工规则的电费显著更低（低 20%～132%）。这是对项目预期的重大偏离。</w:t>
+        <w:t>问题描述：项目经历多个版本迭代，在中期自查过程中发现一处事实性错误。文档中“本方法在能耗上也优于规则控制”的表述源自早期版本的数据，而在后续版本中该结论已经反转（本方法能耗反而高 11.8%），但文档未能同步更新。这说明多版本迭代过程中存在数据一致性风险。</w:t>
       </w:r>
     </w:p>
     <w:p>
       <w:pPr>
-        <w:spacing w:after="40" w:line="336" w:lineRule="auto"/>
-        <w:ind w:left="0" w:right="0"/>
-      </w:pPr>
-      <w:r>
-        <w:rPr>
-          <w:rFonts w:ascii="Times New Roman" w:hAnsi="Times New Roman" w:eastAsia="宋体"/>
-          <w:b/>
-          <w:sz w:val="21"/>
-        </w:rPr>
-        <w:t>【已采取的解决方案】</w:t>
-      </w:r>
-    </w:p>
-    <w:p>
-      <w:pPr>
-        <w:spacing w:after="60" w:line="336" w:lineRule="auto"/>
+        <w:spacing w:after="120" w:line="360" w:lineRule="auto"/>
         <w:ind w:left="0" w:right="0" w:firstLine="420"/>
       </w:pPr>
       <w:r>
@@ -1202,184 +523,12 @@
           <w:b w:val="0"/>
           <w:sz w:val="21"/>
         </w:rPr>
-        <w:t>· 系统排查而非规避：依次检验了 7 条可能的技术路线，全部给出量化结论与失败归因，而非选择性报告；</w:t>
+        <w:t>解决方案：第一，立即修正。核对原始评估数据后，修正了 3 份文档中的相关表述，并保留了修正记录。第二，建立自动核对机制。新增了数据一致性核对脚本，覆盖全部实验的关键数字与派生指标，可以随时复核。第三，核对结果。当前全部实验数字核对通过，无一处不符。这一机制将在结题阶段继续使用，以保证最终报告的数据准确。</w:t>
       </w:r>
     </w:p>
     <w:p>
       <w:pPr>
-        <w:spacing w:after="60" w:line="336" w:lineRule="auto"/>
-        <w:ind w:left="0" w:right="0" w:firstLine="420"/>
-      </w:pPr>
-      <w:r>
-        <w:rPr>
-          <w:rFonts w:ascii="Times New Roman" w:hAnsi="Times New Roman" w:eastAsia="宋体"/>
-          <w:b w:val="0"/>
-          <w:sz w:val="21"/>
-        </w:rPr>
-        <w:t>· 严格化比较口径：发现并修正了早期比较中的口径缺陷（不同舒适度水平直接比较电费），构建了“等舒适度比较”与“帕累托前沿分析”两套更严格的评判方法，确保结论可靠；</w:t>
-      </w:r>
-    </w:p>
-    <w:p>
-      <w:pPr>
-        <w:spacing w:after="60" w:line="336" w:lineRule="auto"/>
-        <w:ind w:left="0" w:right="0" w:firstLine="420"/>
-      </w:pPr>
-      <w:r>
-        <w:rPr>
-          <w:rFonts w:ascii="Times New Roman" w:hAnsi="Times New Roman" w:eastAsia="宋体"/>
-          <w:b w:val="0"/>
-          <w:sz w:val="21"/>
-        </w:rPr>
-        <w:t>· 定位根本原因：量化证实本方法的能耗比规则高 48%～71%，这是电费劣势的直接来源，且该劣势无法通过调参、换网络、加储能消除；</w:t>
-      </w:r>
-    </w:p>
-    <w:p>
-      <w:pPr>
-        <w:spacing w:after="60" w:line="336" w:lineRule="auto"/>
-        <w:ind w:left="0" w:right="0" w:firstLine="420"/>
-      </w:pPr>
-      <w:r>
-        <w:rPr>
-          <w:rFonts w:ascii="Times New Roman" w:hAnsi="Times New Roman" w:eastAsia="宋体"/>
-          <w:b w:val="0"/>
-          <w:sz w:val="21"/>
-        </w:rPr>
-        <w:t>· 修正项目定位：将目标由“全面超越规则”调整为“多维度性能权衡与能力边界刻画”——本方法的价值在于舒适度、控制平稳性、工作区间宽度，以及无需人工设计规则。</w:t>
-      </w:r>
-    </w:p>
-    <w:p>
-      <w:pPr>
-        <w:spacing w:after="40" w:line="336" w:lineRule="auto"/>
-        <w:ind w:left="0" w:right="0"/>
-      </w:pPr>
-      <w:r>
-        <w:rPr>
-          <w:rFonts w:ascii="Times New Roman" w:hAnsi="Times New Roman" w:eastAsia="宋体"/>
-          <w:b/>
-          <w:sz w:val="21"/>
-        </w:rPr>
-        <w:t>【取得的认识】</w:t>
-      </w:r>
-    </w:p>
-    <w:p>
-      <w:pPr>
-        <w:spacing w:after="120" w:line="336" w:lineRule="auto"/>
-        <w:ind w:left="0" w:right="0" w:firstLine="420"/>
-      </w:pPr>
-      <w:r>
-        <w:rPr>
-          <w:rFonts w:ascii="Times New Roman" w:hAnsi="Times New Roman" w:eastAsia="宋体"/>
-          <w:b w:val="0"/>
-          <w:sz w:val="21"/>
-        </w:rPr>
-        <w:t>该结果本身具有方法学价值，它界定了强化学习的适用边界——在“电价结构已知且固定、最优策略可被简单规则刻画”的场景下，人工规则难以被超越；而在“评价指标难以写成明确规则”的场景下（如兼顾舒适度与控制平稳性），学习方法有明确优势。</w:t>
-      </w:r>
-    </w:p>
-    <w:p>
-      <w:pPr>
-        <w:spacing w:before="240" w:after="120" w:line="312" w:lineRule="auto"/>
-      </w:pPr>
-      <w:r>
-        <w:rPr>
-          <w:rFonts w:ascii="Times New Roman" w:hAnsi="Times New Roman" w:eastAsia="黑体"/>
-          <w:b/>
-          <w:sz w:val="23"/>
-        </w:rPr>
-        <w:t>问题 3：文档数据存在版本不一致风险</w:t>
-      </w:r>
-    </w:p>
-    <w:p>
-      <w:pPr>
-        <w:spacing w:after="40" w:line="336" w:lineRule="auto"/>
-        <w:ind w:left="0" w:right="0"/>
-      </w:pPr>
-      <w:r>
-        <w:rPr>
-          <w:rFonts w:ascii="Times New Roman" w:hAnsi="Times New Roman" w:eastAsia="宋体"/>
-          <w:b/>
-          <w:sz w:val="21"/>
-        </w:rPr>
-        <w:t>【问题描述】</w:t>
-      </w:r>
-    </w:p>
-    <w:p>
-      <w:pPr>
-        <w:spacing w:after="120" w:line="336" w:lineRule="auto"/>
-        <w:ind w:left="0" w:right="0" w:firstLine="420"/>
-      </w:pPr>
-      <w:r>
-        <w:rPr>
-          <w:rFonts w:ascii="Times New Roman" w:hAnsi="Times New Roman" w:eastAsia="宋体"/>
-          <w:b w:val="0"/>
-          <w:sz w:val="21"/>
-        </w:rPr>
-        <w:t>项目经历多个版本迭代（v1～v5），在自查中发现一处事实性错误：文档中“PPO 在能耗上也优于规则控制”的表述源自早期版本数据，而后续版本中该结论已反转（PPO 能耗高 11.8%），文档未同步更新。</w:t>
-      </w:r>
-    </w:p>
-    <w:p>
-      <w:pPr>
-        <w:spacing w:after="40" w:line="336" w:lineRule="auto"/>
-        <w:ind w:left="0" w:right="0"/>
-      </w:pPr>
-      <w:r>
-        <w:rPr>
-          <w:rFonts w:ascii="Times New Roman" w:hAnsi="Times New Roman" w:eastAsia="宋体"/>
-          <w:b/>
-          <w:sz w:val="21"/>
-        </w:rPr>
-        <w:t>【解决方案】</w:t>
-      </w:r>
-    </w:p>
-    <w:p>
-      <w:pPr>
-        <w:spacing w:after="60" w:line="336" w:lineRule="auto"/>
-        <w:ind w:left="0" w:right="0" w:firstLine="420"/>
-      </w:pPr>
-      <w:r>
-        <w:rPr>
-          <w:rFonts w:ascii="Times New Roman" w:hAnsi="Times New Roman" w:eastAsia="宋体"/>
-          <w:b w:val="0"/>
-          <w:sz w:val="21"/>
-        </w:rPr>
-        <w:t>· 立即修正：核实原始评估数据后，修正了 3 份文档中的相关表述；</w:t>
-      </w:r>
-    </w:p>
-    <w:p>
-      <w:pPr>
-        <w:spacing w:after="60" w:line="336" w:lineRule="auto"/>
-        <w:ind w:left="0" w:right="0" w:firstLine="420"/>
-      </w:pPr>
-      <w:r>
-        <w:rPr>
-          <w:rFonts w:ascii="Times New Roman" w:hAnsi="Times New Roman" w:eastAsia="宋体"/>
-          <w:b w:val="0"/>
-          <w:sz w:val="21"/>
-        </w:rPr>
-        <w:t>· 建立自动核对机制：新增数据一致性核对脚本，覆盖全部实验的关键数字与派生指标，可随时复核；</w:t>
-      </w:r>
-    </w:p>
-    <w:p>
-      <w:pPr>
-        <w:spacing w:after="60" w:line="336" w:lineRule="auto"/>
-        <w:ind w:left="0" w:right="0" w:firstLine="420"/>
-      </w:pPr>
-      <w:r>
-        <w:rPr>
-          <w:rFonts w:ascii="Times New Roman" w:hAnsi="Times New Roman" w:eastAsia="宋体"/>
-          <w:b w:val="0"/>
-          <w:sz w:val="21"/>
-        </w:rPr>
-        <w:t>· 核对结果：当前全部实验数字核对通过，0 处不符。</w:t>
-      </w:r>
-    </w:p>
-    <w:p>
-      <w:r>
-        <w:br w:type="page"/>
-      </w:r>
-    </w:p>
-    <w:p>
-      <w:pPr>
-        <w:spacing w:before="240" w:after="120" w:line="312" w:lineRule="auto"/>
+        <w:spacing w:before="280" w:after="120" w:line="336" w:lineRule="auto"/>
       </w:pPr>
       <w:r>
         <w:rPr>
@@ -1390,563 +539,9 @@
         <w:t>三、项目今后计划</w:t>
       </w:r>
     </w:p>
-    <w:tbl>
-      <w:tblPr>
-        <w:tblStyle w:val="TableGrid"/>
-        <w:tblW w:type="dxa" w:w="7952"/>
-        <w:jc w:val="center"/>
-        <w:tblLayout w:type="fixed"/>
-        <w:tblLook w:firstColumn="1" w:firstRow="1" w:lastColumn="0" w:lastRow="0" w:noHBand="0" w:noVBand="1" w:val="04A0"/>
-        <w:tblLayout w:type="fixed"/>
-        <w:tblCellMar>
-          <w:top w:w="40" w:type="dxa"/>
-          <w:left w:w="80" w:type="dxa"/>
-          <w:bottom w:w="40" w:type="dxa"/>
-          <w:right w:w="140" w:type="dxa"/>
-        </w:tblCellMar>
-      </w:tblPr>
-      <w:tblGrid>
-        <w:gridCol w:w="1060"/>
-        <w:gridCol w:w="5301"/>
-        <w:gridCol w:w="1590"/>
-      </w:tblGrid>
-      <w:tr>
-        <w:tc>
-          <w:tcPr>
-            <w:tcW w:w="1060" w:type="dxa"/>
-          </w:tcPr>
-          <w:p>
-            <w:pPr>
-              <w:jc w:val="center"/>
-            </w:pPr>
-            <w:r/>
-            <w:r>
-              <w:rPr>
-                <w:rFonts w:ascii="Times New Roman" w:hAnsi="Times New Roman" w:eastAsia="黑体"/>
-                <w:b/>
-                <w:sz w:val="19"/>
-              </w:rPr>
-              <w:t>阶段</w:t>
-            </w:r>
-          </w:p>
-        </w:tc>
-        <w:tc>
-          <w:tcPr>
-            <w:tcW w:w="5301" w:type="dxa"/>
-          </w:tcPr>
-          <w:p>
-            <w:pPr>
-              <w:jc w:val="center"/>
-            </w:pPr>
-            <w:r/>
-            <w:r>
-              <w:rPr>
-                <w:rFonts w:ascii="Times New Roman" w:hAnsi="Times New Roman" w:eastAsia="黑体"/>
-                <w:b/>
-                <w:sz w:val="19"/>
-              </w:rPr>
-              <w:t>任务</w:t>
-            </w:r>
-          </w:p>
-        </w:tc>
-        <w:tc>
-          <w:tcPr>
-            <w:tcW w:w="1590" w:type="dxa"/>
-          </w:tcPr>
-          <w:p>
-            <w:pPr>
-              <w:jc w:val="center"/>
-            </w:pPr>
-            <w:r/>
-            <w:r>
-              <w:rPr>
-                <w:rFonts w:ascii="Times New Roman" w:hAnsi="Times New Roman" w:eastAsia="黑体"/>
-                <w:b/>
-                <w:sz w:val="19"/>
-              </w:rPr>
-              <w:t>预计完成</w:t>
-            </w:r>
-          </w:p>
-        </w:tc>
-      </w:tr>
-      <w:tr>
-        <w:tc>
-          <w:tcPr>
-            <w:tcW w:w="1060" w:type="dxa"/>
-          </w:tcPr>
-          <w:p>
-            <w:pPr>
-              <w:spacing w:line="276" w:lineRule="auto"/>
-            </w:pPr>
-            <w:r/>
-            <w:r>
-              <w:rPr>
-                <w:rFonts w:ascii="Times New Roman" w:hAnsi="Times New Roman" w:eastAsia="宋体"/>
-                <w:b w:val="0"/>
-                <w:sz w:val="19"/>
-              </w:rPr>
-              <w:t>近期</w:t>
-            </w:r>
-          </w:p>
-        </w:tc>
-        <w:tc>
-          <w:tcPr>
-            <w:tcW w:w="5301" w:type="dxa"/>
-          </w:tcPr>
-          <w:p>
-            <w:pPr>
-              <w:spacing w:line="276" w:lineRule="auto"/>
-            </w:pPr>
-            <w:r/>
-            <w:r>
-              <w:rPr>
-                <w:rFonts w:ascii="Times New Roman" w:hAnsi="Times New Roman" w:eastAsia="宋体"/>
-                <w:b w:val="0"/>
-                <w:sz w:val="19"/>
-              </w:rPr>
-              <w:t>硬件到货后烧录验活固件，确认感知链路（I2C 扫描、传感器读数）</w:t>
-            </w:r>
-          </w:p>
-        </w:tc>
-        <w:tc>
-          <w:tcPr>
-            <w:tcW w:w="1590" w:type="dxa"/>
-          </w:tcPr>
-          <w:p>
-            <w:pPr>
-              <w:spacing w:line="276" w:lineRule="auto"/>
-            </w:pPr>
-            <w:r/>
-            <w:r>
-              <w:rPr>
-                <w:rFonts w:ascii="Times New Roman" w:hAnsi="Times New Roman" w:eastAsia="宋体"/>
-                <w:b w:val="0"/>
-                <w:sz w:val="19"/>
-              </w:rPr>
-              <w:t>硬件到货后 1 天内</w:t>
-            </w:r>
-          </w:p>
-        </w:tc>
-      </w:tr>
-      <w:tr>
-        <w:tc>
-          <w:tcPr>
-            <w:tcW w:w="1060" w:type="dxa"/>
-          </w:tcPr>
-          <w:p>
-            <w:pPr>
-              <w:spacing w:line="276" w:lineRule="auto"/>
-            </w:pPr>
-            <w:r/>
-            <w:r>
-              <w:rPr>
-                <w:rFonts w:ascii="Times New Roman" w:hAnsi="Times New Roman" w:eastAsia="宋体"/>
-                <w:b w:val="0"/>
-                <w:sz w:val="19"/>
-              </w:rPr>
-            </w:r>
-          </w:p>
-        </w:tc>
-        <w:tc>
-          <w:tcPr>
-            <w:tcW w:w="5301" w:type="dxa"/>
-          </w:tcPr>
-          <w:p>
-            <w:pPr>
-              <w:spacing w:line="276" w:lineRule="auto"/>
-            </w:pPr>
-            <w:r/>
-            <w:r>
-              <w:rPr>
-                <w:rFonts w:ascii="Times New Roman" w:hAnsi="Times New Roman" w:eastAsia="宋体"/>
-                <w:b w:val="0"/>
-                <w:sz w:val="19"/>
-              </w:rPr>
-              <w:t>挂机采集 3 天真实数据（温湿度/光照/人员占用），同步人工记录空调使用时段</w:t>
-            </w:r>
-          </w:p>
-        </w:tc>
-        <w:tc>
-          <w:tcPr>
-            <w:tcW w:w="1590" w:type="dxa"/>
-          </w:tcPr>
-          <w:p>
-            <w:pPr>
-              <w:spacing w:line="276" w:lineRule="auto"/>
-            </w:pPr>
-            <w:r/>
-            <w:r>
-              <w:rPr>
-                <w:rFonts w:ascii="Times New Roman" w:hAnsi="Times New Roman" w:eastAsia="宋体"/>
-                <w:b w:val="0"/>
-                <w:sz w:val="19"/>
-              </w:rPr>
-              <w:t>到货后 1 周内</w:t>
-            </w:r>
-          </w:p>
-        </w:tc>
-      </w:tr>
-      <w:tr>
-        <w:tc>
-          <w:tcPr>
-            <w:tcW w:w="1060" w:type="dxa"/>
-          </w:tcPr>
-          <w:p>
-            <w:pPr>
-              <w:spacing w:line="276" w:lineRule="auto"/>
-            </w:pPr>
-            <w:r/>
-            <w:r>
-              <w:rPr>
-                <w:rFonts w:ascii="Times New Roman" w:hAnsi="Times New Roman" w:eastAsia="宋体"/>
-                <w:b w:val="0"/>
-                <w:sz w:val="19"/>
-              </w:rPr>
-            </w:r>
-          </w:p>
-        </w:tc>
-        <w:tc>
-          <w:tcPr>
-            <w:tcW w:w="5301" w:type="dxa"/>
-          </w:tcPr>
-          <w:p>
-            <w:pPr>
-              <w:spacing w:line="276" w:lineRule="auto"/>
-            </w:pPr>
-            <w:r/>
-            <w:r>
-              <w:rPr>
-                <w:rFonts w:ascii="Times New Roman" w:hAnsi="Times New Roman" w:eastAsia="宋体"/>
-                <w:b w:val="0"/>
-                <w:sz w:val="19"/>
-              </w:rPr>
-              <w:t>用实测数据标定仿真模型参数（反推围护结构传热系数 UA 与热容 C），替换现有估计值</w:t>
-            </w:r>
-          </w:p>
-        </w:tc>
-        <w:tc>
-          <w:tcPr>
-            <w:tcW w:w="1590" w:type="dxa"/>
-          </w:tcPr>
-          <w:p>
-            <w:pPr>
-              <w:spacing w:line="276" w:lineRule="auto"/>
-            </w:pPr>
-            <w:r/>
-            <w:r>
-              <w:rPr>
-                <w:rFonts w:ascii="Times New Roman" w:hAnsi="Times New Roman" w:eastAsia="宋体"/>
-                <w:b w:val="0"/>
-                <w:sz w:val="19"/>
-              </w:rPr>
-              <w:t>采集完成后 2 天内</w:t>
-            </w:r>
-          </w:p>
-        </w:tc>
-      </w:tr>
-      <w:tr>
-        <w:tc>
-          <w:tcPr>
-            <w:tcW w:w="1060" w:type="dxa"/>
-          </w:tcPr>
-          <w:p>
-            <w:pPr>
-              <w:spacing w:line="276" w:lineRule="auto"/>
-            </w:pPr>
-            <w:r/>
-            <w:r>
-              <w:rPr>
-                <w:rFonts w:ascii="Times New Roman" w:hAnsi="Times New Roman" w:eastAsia="宋体"/>
-                <w:b w:val="0"/>
-                <w:sz w:val="19"/>
-              </w:rPr>
-              <w:t>中期</w:t>
-            </w:r>
-          </w:p>
-        </w:tc>
-        <w:tc>
-          <w:tcPr>
-            <w:tcW w:w="5301" w:type="dxa"/>
-          </w:tcPr>
-          <w:p>
-            <w:pPr>
-              <w:spacing w:line="276" w:lineRule="auto"/>
-            </w:pPr>
-            <w:r/>
-            <w:r>
-              <w:rPr>
-                <w:rFonts w:ascii="Times New Roman" w:hAnsi="Times New Roman" w:eastAsia="宋体"/>
-                <w:b w:val="0"/>
-                <w:sz w:val="19"/>
-              </w:rPr>
-              <w:t>将真实作息分布写入仿真配置，替换内置的“典型上班族”假设</w:t>
-            </w:r>
-          </w:p>
-        </w:tc>
-        <w:tc>
-          <w:tcPr>
-            <w:tcW w:w="1590" w:type="dxa"/>
-          </w:tcPr>
-          <w:p>
-            <w:pPr>
-              <w:spacing w:line="276" w:lineRule="auto"/>
-            </w:pPr>
-            <w:r/>
-            <w:r>
-              <w:rPr>
-                <w:rFonts w:ascii="Times New Roman" w:hAnsi="Times New Roman" w:eastAsia="宋体"/>
-                <w:b w:val="0"/>
-                <w:sz w:val="19"/>
-              </w:rPr>
-              <w:t>10 天内</w:t>
-            </w:r>
-          </w:p>
-        </w:tc>
-      </w:tr>
-      <w:tr>
-        <w:tc>
-          <w:tcPr>
-            <w:tcW w:w="1060" w:type="dxa"/>
-          </w:tcPr>
-          <w:p>
-            <w:pPr>
-              <w:spacing w:line="276" w:lineRule="auto"/>
-            </w:pPr>
-            <w:r/>
-            <w:r>
-              <w:rPr>
-                <w:rFonts w:ascii="Times New Roman" w:hAnsi="Times New Roman" w:eastAsia="宋体"/>
-                <w:b w:val="0"/>
-                <w:sz w:val="19"/>
-              </w:rPr>
-            </w:r>
-          </w:p>
-        </w:tc>
-        <w:tc>
-          <w:tcPr>
-            <w:tcW w:w="5301" w:type="dxa"/>
-          </w:tcPr>
-          <w:p>
-            <w:pPr>
-              <w:spacing w:line="276" w:lineRule="auto"/>
-            </w:pPr>
-            <w:r/>
-            <w:r>
-              <w:rPr>
-                <w:rFonts w:ascii="Times New Roman" w:hAnsi="Times New Roman" w:eastAsia="宋体"/>
-                <w:b w:val="0"/>
-                <w:sz w:val="19"/>
-              </w:rPr>
-              <w:t>用标定后的模型重新评估全部策略，输出最终实验结论</w:t>
-            </w:r>
-          </w:p>
-        </w:tc>
-        <w:tc>
-          <w:tcPr>
-            <w:tcW w:w="1590" w:type="dxa"/>
-          </w:tcPr>
-          <w:p>
-            <w:pPr>
-              <w:spacing w:line="276" w:lineRule="auto"/>
-            </w:pPr>
-            <w:r/>
-            <w:r>
-              <w:rPr>
-                <w:rFonts w:ascii="Times New Roman" w:hAnsi="Times New Roman" w:eastAsia="宋体"/>
-                <w:b w:val="0"/>
-                <w:sz w:val="19"/>
-              </w:rPr>
-              <w:t>15 天内</w:t>
-            </w:r>
-          </w:p>
-        </w:tc>
-      </w:tr>
-      <w:tr>
-        <w:tc>
-          <w:tcPr>
-            <w:tcW w:w="1060" w:type="dxa"/>
-          </w:tcPr>
-          <w:p>
-            <w:pPr>
-              <w:spacing w:line="276" w:lineRule="auto"/>
-            </w:pPr>
-            <w:r/>
-            <w:r>
-              <w:rPr>
-                <w:rFonts w:ascii="Times New Roman" w:hAnsi="Times New Roman" w:eastAsia="宋体"/>
-                <w:b w:val="0"/>
-                <w:sz w:val="19"/>
-              </w:rPr>
-              <w:t>后期</w:t>
-            </w:r>
-          </w:p>
-        </w:tc>
-        <w:tc>
-          <w:tcPr>
-            <w:tcW w:w="5301" w:type="dxa"/>
-          </w:tcPr>
-          <w:p>
-            <w:pPr>
-              <w:spacing w:line="276" w:lineRule="auto"/>
-            </w:pPr>
-            <w:r/>
-            <w:r>
-              <w:rPr>
-                <w:rFonts w:ascii="Times New Roman" w:hAnsi="Times New Roman" w:eastAsia="宋体"/>
-                <w:b w:val="0"/>
-                <w:sz w:val="19"/>
-              </w:rPr>
-              <w:t>整理全部实验成果，撰写结题报告</w:t>
-            </w:r>
-          </w:p>
-        </w:tc>
-        <w:tc>
-          <w:tcPr>
-            <w:tcW w:w="1590" w:type="dxa"/>
-          </w:tcPr>
-          <w:p>
-            <w:pPr>
-              <w:spacing w:line="276" w:lineRule="auto"/>
-            </w:pPr>
-            <w:r/>
-            <w:r>
-              <w:rPr>
-                <w:rFonts w:ascii="Times New Roman" w:hAnsi="Times New Roman" w:eastAsia="宋体"/>
-                <w:b w:val="0"/>
-                <w:sz w:val="19"/>
-              </w:rPr>
-              <w:t>结题前 2 周</w:t>
-            </w:r>
-          </w:p>
-        </w:tc>
-      </w:tr>
-      <w:tr>
-        <w:tc>
-          <w:tcPr>
-            <w:tcW w:w="1060" w:type="dxa"/>
-          </w:tcPr>
-          <w:p>
-            <w:pPr>
-              <w:spacing w:line="276" w:lineRule="auto"/>
-            </w:pPr>
-            <w:r/>
-            <w:r>
-              <w:rPr>
-                <w:rFonts w:ascii="Times New Roman" w:hAnsi="Times New Roman" w:eastAsia="宋体"/>
-                <w:b w:val="0"/>
-                <w:sz w:val="19"/>
-              </w:rPr>
-            </w:r>
-          </w:p>
-        </w:tc>
-        <w:tc>
-          <w:tcPr>
-            <w:tcW w:w="5301" w:type="dxa"/>
-          </w:tcPr>
-          <w:p>
-            <w:pPr>
-              <w:spacing w:line="276" w:lineRule="auto"/>
-            </w:pPr>
-            <w:r/>
-            <w:r>
-              <w:rPr>
-                <w:rFonts w:ascii="Times New Roman" w:hAnsi="Times New Roman" w:eastAsia="宋体"/>
-                <w:b w:val="0"/>
-                <w:sz w:val="19"/>
-              </w:rPr>
-              <w:t>准备答辩材料（含问题定位演进图、实验结论速览、MDP 建模框图）</w:t>
-            </w:r>
-          </w:p>
-        </w:tc>
-        <w:tc>
-          <w:tcPr>
-            <w:tcW w:w="1590" w:type="dxa"/>
-          </w:tcPr>
-          <w:p>
-            <w:pPr>
-              <w:spacing w:line="276" w:lineRule="auto"/>
-            </w:pPr>
-            <w:r/>
-            <w:r>
-              <w:rPr>
-                <w:rFonts w:ascii="Times New Roman" w:hAnsi="Times New Roman" w:eastAsia="宋体"/>
-                <w:b w:val="0"/>
-                <w:sz w:val="19"/>
-              </w:rPr>
-              <w:t>结题前 1 周</w:t>
-            </w:r>
-          </w:p>
-        </w:tc>
-      </w:tr>
-      <w:tr>
-        <w:tc>
-          <w:tcPr>
-            <w:tcW w:w="1060" w:type="dxa"/>
-          </w:tcPr>
-          <w:p>
-            <w:pPr>
-              <w:spacing w:line="276" w:lineRule="auto"/>
-            </w:pPr>
-            <w:r/>
-            <w:r>
-              <w:rPr>
-                <w:rFonts w:ascii="Times New Roman" w:hAnsi="Times New Roman" w:eastAsia="宋体"/>
-                <w:b w:val="0"/>
-                <w:sz w:val="19"/>
-              </w:rPr>
-              <w:t>可选扩展</w:t>
-            </w:r>
-          </w:p>
-        </w:tc>
-        <w:tc>
-          <w:tcPr>
-            <w:tcW w:w="5301" w:type="dxa"/>
-          </w:tcPr>
-          <w:p>
-            <w:pPr>
-              <w:spacing w:line="276" w:lineRule="auto"/>
-            </w:pPr>
-            <w:r/>
-            <w:r>
-              <w:rPr>
-                <w:rFonts w:ascii="Times New Roman" w:hAnsi="Times New Roman" w:eastAsia="宋体"/>
-                <w:b w:val="0"/>
-                <w:sz w:val="19"/>
-              </w:rPr>
-              <w:t>扩展至多房间/多设备耦合场景，检验本方法在高维耦合决策下的表现</w:t>
-            </w:r>
-          </w:p>
-        </w:tc>
-        <w:tc>
-          <w:tcPr>
-            <w:tcW w:w="1590" w:type="dxa"/>
-          </w:tcPr>
-          <w:p>
-            <w:pPr>
-              <w:spacing w:line="276" w:lineRule="auto"/>
-            </w:pPr>
-            <w:r/>
-            <w:r>
-              <w:rPr>
-                <w:rFonts w:ascii="Times New Roman" w:hAnsi="Times New Roman" w:eastAsia="宋体"/>
-                <w:b w:val="0"/>
-                <w:sz w:val="19"/>
-              </w:rPr>
-              <w:t>视进度安排</w:t>
-            </w:r>
-          </w:p>
-        </w:tc>
-      </w:tr>
-    </w:tbl>
     <w:p>
       <w:pPr>
-        <w:spacing w:after="80" w:line="336" w:lineRule="auto"/>
-        <w:ind w:left="0" w:right="0"/>
-      </w:pPr>
-    </w:p>
-    <w:p>
-      <w:pPr>
-        <w:spacing w:after="120" w:line="336" w:lineRule="auto"/>
+        <w:spacing w:after="120" w:line="360" w:lineRule="auto"/>
         <w:ind w:left="0" w:right="0" w:firstLine="420"/>
       </w:pPr>
       <w:r>
@@ -1955,12 +550,96 @@
           <w:b w:val="0"/>
           <w:sz w:val="21"/>
         </w:rPr>
-        <w:t>说明：核心实验已完成，后续重点是实测数据接入与模型标定，以及成果整理与结题材料撰写。软件部分不再新增大规模实验，以保证按期结题。</w:t>
+        <w:t>第一，硬件到货后的验证工作。硬件到货后，首先烧录硬件验证程序，确认感知链路正常，具体包括芯片信息读取、I2C 总线扫描与各传感器读数校验，预计在硬件到货后 1 天内完成。</w:t>
       </w:r>
     </w:p>
     <w:p>
       <w:pPr>
-        <w:spacing w:before="240" w:after="120" w:line="312" w:lineRule="auto"/>
+        <w:spacing w:after="120" w:line="360" w:lineRule="auto"/>
+        <w:ind w:left="0" w:right="0" w:firstLine="420"/>
+      </w:pPr>
+      <w:r>
+        <w:rPr>
+          <w:rFonts w:ascii="Times New Roman" w:hAnsi="Times New Roman" w:eastAsia="宋体"/>
+          <w:b w:val="0"/>
+          <w:sz w:val="21"/>
+        </w:rPr>
+        <w:t>第二，实测数据采集。完成验活后，挂机采集 3 天的真实数据，内容包括温湿度、光照强度与人员占用状态，同时人工记录空调使用时段，预计在硬件到货后 1 周内完成。选择 3 天的原因是需要覆盖工作日与周末，以便区分不同星期的作息差异。</w:t>
+      </w:r>
+    </w:p>
+    <w:p>
+      <w:pPr>
+        <w:spacing w:after="120" w:line="360" w:lineRule="auto"/>
+        <w:ind w:left="0" w:right="0" w:firstLine="420"/>
+      </w:pPr>
+      <w:r>
+        <w:rPr>
+          <w:rFonts w:ascii="Times New Roman" w:hAnsi="Times New Roman" w:eastAsia="宋体"/>
+          <w:b w:val="0"/>
+          <w:sz w:val="21"/>
+        </w:rPr>
+        <w:t>第三，仿真模型参数标定。利用采集到的真实数据，反推围护结构传热系数与房间等效热容，替换目前使用的估计值；同时统计真实的 7×24 小时人员占用概率分布，替换仿真中内置的“典型上班族”假设。预计在数据采集完成后 2 天内完成。</w:t>
+      </w:r>
+    </w:p>
+    <w:p>
+      <w:pPr>
+        <w:spacing w:after="120" w:line="360" w:lineRule="auto"/>
+        <w:ind w:left="0" w:right="0" w:firstLine="420"/>
+      </w:pPr>
+      <w:r>
+        <w:rPr>
+          <w:rFonts w:ascii="Times New Roman" w:hAnsi="Times New Roman" w:eastAsia="宋体"/>
+          <w:b w:val="0"/>
+          <w:sz w:val="21"/>
+        </w:rPr>
+        <w:t>第四，用标定后的模型重新评估全部策略。将真实作息分布写入仿真配置后，对全部对照策略重新评估，输出最终的实验结论，预计在 10 至 15 天内完成。</w:t>
+      </w:r>
+    </w:p>
+    <w:p>
+      <w:pPr>
+        <w:spacing w:after="120" w:line="360" w:lineRule="auto"/>
+        <w:ind w:left="0" w:right="0" w:firstLine="420"/>
+      </w:pPr>
+      <w:r>
+        <w:rPr>
+          <w:rFonts w:ascii="Times New Roman" w:hAnsi="Times New Roman" w:eastAsia="宋体"/>
+          <w:b w:val="0"/>
+          <w:sz w:val="21"/>
+        </w:rPr>
+        <w:t>第五，结题材料整理。整理全部实验成果，撰写结题报告；准备答辩材料，包括问题定位演进图、实验结论速览、马尔可夫决策过程建模框图等。预计在结题前 2 周完成报告撰写，结题前 1 周完成答辩材料。</w:t>
+      </w:r>
+    </w:p>
+    <w:p>
+      <w:pPr>
+        <w:spacing w:after="120" w:line="360" w:lineRule="auto"/>
+        <w:ind w:left="0" w:right="0" w:firstLine="420"/>
+      </w:pPr>
+      <w:r>
+        <w:rPr>
+          <w:rFonts w:ascii="Times New Roman" w:hAnsi="Times New Roman" w:eastAsia="宋体"/>
+          <w:b w:val="0"/>
+          <w:sz w:val="21"/>
+        </w:rPr>
+        <w:t>第六，可选扩展。在时间允许的情况下，计划将仿真环境扩展至多房间与多设备耦合场景，检验本方法在高维耦合决策问题上的表现。该部分为可选内容，视实际进度安排。</w:t>
+      </w:r>
+    </w:p>
+    <w:p>
+      <w:pPr>
+        <w:spacing w:after="120" w:line="360" w:lineRule="auto"/>
+        <w:ind w:left="0" w:right="0" w:firstLine="420"/>
+      </w:pPr>
+      <w:r>
+        <w:rPr>
+          <w:rFonts w:ascii="Times New Roman" w:hAnsi="Times New Roman" w:eastAsia="宋体"/>
+          <w:b w:val="0"/>
+          <w:sz w:val="21"/>
+        </w:rPr>
+        <w:t>总体说明：核心实验已经完成，后续工作的重点是实测数据接入与模型标定，以及成果整理与结题材料撰写。软件部分不再新增大规模实验，以保证项目按期结题。</w:t>
+      </w:r>
+    </w:p>
+    <w:p>
+      <w:pPr>
+        <w:spacing w:before="280" w:after="120" w:line="336" w:lineRule="auto"/>
       </w:pPr>
       <w:r>
         <w:rPr>
@@ -1973,7 +652,7 @@
     </w:p>
     <w:p>
       <w:pPr>
-        <w:spacing w:after="120" w:line="336" w:lineRule="auto"/>
+        <w:spacing w:after="120" w:line="360" w:lineRule="auto"/>
         <w:ind w:left="0" w:right="0" w:firstLine="420"/>
       </w:pPr>
       <w:r>
@@ -1982,12 +661,12 @@
           <w:b w:val="0"/>
           <w:sz w:val="21"/>
         </w:rPr>
-        <w:t>项目总预算：1000 元。截至中期，已支出 212.54 元，剩余 787.46 元。</w:t>
+        <w:t>本项目总预算为 1000 元。截至中期，已支出 212.54 元，剩余 787.46 元，经费执行率为 21.3%，整体支出节奏稳健，剩余经费充足。</w:t>
       </w:r>
     </w:p>
     <w:p>
       <w:pPr>
-        <w:spacing w:before="240" w:after="120" w:line="312" w:lineRule="auto"/>
+        <w:spacing w:before="200" w:after="120" w:line="336" w:lineRule="auto"/>
       </w:pPr>
       <w:r>
         <w:rPr>
@@ -1998,797 +677,9 @@
         <w:t>（一）已支出明细</w:t>
       </w:r>
     </w:p>
-    <w:tbl>
-      <w:tblPr>
-        <w:tblStyle w:val="TableGrid"/>
-        <w:tblW w:type="dxa" w:w="7952"/>
-        <w:jc w:val="center"/>
-        <w:tblLayout w:type="fixed"/>
-        <w:tblLook w:firstColumn="1" w:firstRow="1" w:lastColumn="0" w:lastRow="0" w:noHBand="0" w:noVBand="1" w:val="04A0"/>
-        <w:tblLayout w:type="fixed"/>
-        <w:tblCellMar>
-          <w:top w:w="40" w:type="dxa"/>
-          <w:left w:w="80" w:type="dxa"/>
-          <w:bottom w:w="40" w:type="dxa"/>
-          <w:right w:w="140" w:type="dxa"/>
-        </w:tblCellMar>
-      </w:tblPr>
-      <w:tblGrid>
-        <w:gridCol w:w="742"/>
-        <w:gridCol w:w="1272"/>
-        <w:gridCol w:w="4559"/>
-        <w:gridCol w:w="1378"/>
-      </w:tblGrid>
-      <w:tr>
-        <w:tc>
-          <w:tcPr>
-            <w:tcW w:w="742" w:type="dxa"/>
-          </w:tcPr>
-          <w:p>
-            <w:pPr>
-              <w:jc w:val="center"/>
-            </w:pPr>
-            <w:r/>
-            <w:r>
-              <w:rPr>
-                <w:rFonts w:ascii="Times New Roman" w:hAnsi="Times New Roman" w:eastAsia="黑体"/>
-                <w:b/>
-                <w:sz w:val="19"/>
-              </w:rPr>
-              <w:t>序号</w:t>
-            </w:r>
-          </w:p>
-        </w:tc>
-        <w:tc>
-          <w:tcPr>
-            <w:tcW w:w="1272" w:type="dxa"/>
-          </w:tcPr>
-          <w:p>
-            <w:pPr>
-              <w:jc w:val="center"/>
-            </w:pPr>
-            <w:r/>
-            <w:r>
-              <w:rPr>
-                <w:rFonts w:ascii="Times New Roman" w:hAnsi="Times New Roman" w:eastAsia="黑体"/>
-                <w:b/>
-                <w:sz w:val="19"/>
-              </w:rPr>
-              <w:t>项目</w:t>
-            </w:r>
-          </w:p>
-        </w:tc>
-        <w:tc>
-          <w:tcPr>
-            <w:tcW w:w="4559" w:type="dxa"/>
-          </w:tcPr>
-          <w:p>
-            <w:pPr>
-              <w:jc w:val="center"/>
-            </w:pPr>
-            <w:r/>
-            <w:r>
-              <w:rPr>
-                <w:rFonts w:ascii="Times New Roman" w:hAnsi="Times New Roman" w:eastAsia="黑体"/>
-                <w:b/>
-                <w:sz w:val="19"/>
-              </w:rPr>
-              <w:t>内容</w:t>
-            </w:r>
-          </w:p>
-        </w:tc>
-        <w:tc>
-          <w:tcPr>
-            <w:tcW w:w="1378" w:type="dxa"/>
-          </w:tcPr>
-          <w:p>
-            <w:pPr>
-              <w:jc w:val="center"/>
-            </w:pPr>
-            <w:r/>
-            <w:r>
-              <w:rPr>
-                <w:rFonts w:ascii="Times New Roman" w:hAnsi="Times New Roman" w:eastAsia="黑体"/>
-                <w:b/>
-                <w:sz w:val="19"/>
-              </w:rPr>
-              <w:t>金额（元）</w:t>
-            </w:r>
-          </w:p>
-        </w:tc>
-      </w:tr>
-      <w:tr>
-        <w:tc>
-          <w:tcPr>
-            <w:tcW w:w="742" w:type="dxa"/>
-          </w:tcPr>
-          <w:p>
-            <w:pPr>
-              <w:spacing w:line="276" w:lineRule="auto"/>
-            </w:pPr>
-            <w:r/>
-            <w:r>
-              <w:rPr>
-                <w:rFonts w:ascii="Times New Roman" w:hAnsi="Times New Roman" w:eastAsia="宋体"/>
-                <w:b w:val="0"/>
-                <w:sz w:val="19"/>
-              </w:rPr>
-              <w:t>1</w:t>
-            </w:r>
-          </w:p>
-        </w:tc>
-        <w:tc>
-          <w:tcPr>
-            <w:tcW w:w="1272" w:type="dxa"/>
-          </w:tcPr>
-          <w:p>
-            <w:pPr>
-              <w:spacing w:line="276" w:lineRule="auto"/>
-            </w:pPr>
-            <w:r/>
-            <w:r>
-              <w:rPr>
-                <w:rFonts w:ascii="Times New Roman" w:hAnsi="Times New Roman" w:eastAsia="宋体"/>
-                <w:b w:val="0"/>
-                <w:sz w:val="19"/>
-              </w:rPr>
-              <w:t>硬件采购</w:t>
-            </w:r>
-          </w:p>
-        </w:tc>
-        <w:tc>
-          <w:tcPr>
-            <w:tcW w:w="4559" w:type="dxa"/>
-          </w:tcPr>
-          <w:p>
-            <w:pPr>
-              <w:spacing w:line="276" w:lineRule="auto"/>
-            </w:pPr>
-            <w:r/>
-            <w:r>
-              <w:rPr>
-                <w:rFonts w:ascii="Times New Roman" w:hAnsi="Times New Roman" w:eastAsia="宋体"/>
-                <w:b w:val="0"/>
-                <w:sz w:val="19"/>
-              </w:rPr>
-              <w:t>ESP32-S3-N16R8 开发板 ×1</w:t>
-            </w:r>
-          </w:p>
-        </w:tc>
-        <w:tc>
-          <w:tcPr>
-            <w:tcW w:w="1378" w:type="dxa"/>
-          </w:tcPr>
-          <w:p>
-            <w:pPr>
-              <w:spacing w:line="276" w:lineRule="auto"/>
-            </w:pPr>
-            <w:r/>
-            <w:r>
-              <w:rPr>
-                <w:rFonts w:ascii="Times New Roman" w:hAnsi="Times New Roman" w:eastAsia="宋体"/>
-                <w:b w:val="0"/>
-                <w:sz w:val="19"/>
-              </w:rPr>
-            </w:r>
-          </w:p>
-        </w:tc>
-      </w:tr>
-      <w:tr>
-        <w:tc>
-          <w:tcPr>
-            <w:tcW w:w="742" w:type="dxa"/>
-          </w:tcPr>
-          <w:p>
-            <w:pPr>
-              <w:spacing w:line="276" w:lineRule="auto"/>
-            </w:pPr>
-            <w:r/>
-            <w:r>
-              <w:rPr>
-                <w:rFonts w:ascii="Times New Roman" w:hAnsi="Times New Roman" w:eastAsia="宋体"/>
-                <w:b w:val="0"/>
-                <w:sz w:val="19"/>
-              </w:rPr>
-            </w:r>
-          </w:p>
-        </w:tc>
-        <w:tc>
-          <w:tcPr>
-            <w:tcW w:w="1272" w:type="dxa"/>
-          </w:tcPr>
-          <w:p>
-            <w:pPr>
-              <w:spacing w:line="276" w:lineRule="auto"/>
-            </w:pPr>
-            <w:r/>
-            <w:r>
-              <w:rPr>
-                <w:rFonts w:ascii="Times New Roman" w:hAnsi="Times New Roman" w:eastAsia="宋体"/>
-                <w:b w:val="0"/>
-                <w:sz w:val="19"/>
-              </w:rPr>
-            </w:r>
-          </w:p>
-        </w:tc>
-        <w:tc>
-          <w:tcPr>
-            <w:tcW w:w="4559" w:type="dxa"/>
-          </w:tcPr>
-          <w:p>
-            <w:pPr>
-              <w:spacing w:line="276" w:lineRule="auto"/>
-            </w:pPr>
-            <w:r/>
-            <w:r>
-              <w:rPr>
-                <w:rFonts w:ascii="Times New Roman" w:hAnsi="Times New Roman" w:eastAsia="宋体"/>
-                <w:b w:val="0"/>
-                <w:sz w:val="19"/>
-              </w:rPr>
-              <w:t>SHT31 温湿度传感器（串口版）×1</w:t>
-            </w:r>
-          </w:p>
-        </w:tc>
-        <w:tc>
-          <w:tcPr>
-            <w:tcW w:w="1378" w:type="dxa"/>
-          </w:tcPr>
-          <w:p>
-            <w:pPr>
-              <w:spacing w:line="276" w:lineRule="auto"/>
-            </w:pPr>
-            <w:r/>
-            <w:r>
-              <w:rPr>
-                <w:rFonts w:ascii="Times New Roman" w:hAnsi="Times New Roman" w:eastAsia="宋体"/>
-                <w:b w:val="0"/>
-                <w:sz w:val="19"/>
-              </w:rPr>
-            </w:r>
-          </w:p>
-        </w:tc>
-      </w:tr>
-      <w:tr>
-        <w:tc>
-          <w:tcPr>
-            <w:tcW w:w="742" w:type="dxa"/>
-          </w:tcPr>
-          <w:p>
-            <w:pPr>
-              <w:spacing w:line="276" w:lineRule="auto"/>
-            </w:pPr>
-            <w:r/>
-            <w:r>
-              <w:rPr>
-                <w:rFonts w:ascii="Times New Roman" w:hAnsi="Times New Roman" w:eastAsia="宋体"/>
-                <w:b w:val="0"/>
-                <w:sz w:val="19"/>
-              </w:rPr>
-            </w:r>
-          </w:p>
-        </w:tc>
-        <w:tc>
-          <w:tcPr>
-            <w:tcW w:w="1272" w:type="dxa"/>
-          </w:tcPr>
-          <w:p>
-            <w:pPr>
-              <w:spacing w:line="276" w:lineRule="auto"/>
-            </w:pPr>
-            <w:r/>
-            <w:r>
-              <w:rPr>
-                <w:rFonts w:ascii="Times New Roman" w:hAnsi="Times New Roman" w:eastAsia="宋体"/>
-                <w:b w:val="0"/>
-                <w:sz w:val="19"/>
-              </w:rPr>
-            </w:r>
-          </w:p>
-        </w:tc>
-        <w:tc>
-          <w:tcPr>
-            <w:tcW w:w="4559" w:type="dxa"/>
-          </w:tcPr>
-          <w:p>
-            <w:pPr>
-              <w:spacing w:line="276" w:lineRule="auto"/>
-            </w:pPr>
-            <w:r/>
-            <w:r>
-              <w:rPr>
-                <w:rFonts w:ascii="Times New Roman" w:hAnsi="Times New Roman" w:eastAsia="宋体"/>
-                <w:b w:val="0"/>
-                <w:sz w:val="19"/>
-              </w:rPr>
-              <w:t>BH1750/GY-302 光照传感器 ×1</w:t>
-            </w:r>
-          </w:p>
-        </w:tc>
-        <w:tc>
-          <w:tcPr>
-            <w:tcW w:w="1378" w:type="dxa"/>
-          </w:tcPr>
-          <w:p>
-            <w:pPr>
-              <w:spacing w:line="276" w:lineRule="auto"/>
-            </w:pPr>
-            <w:r/>
-            <w:r>
-              <w:rPr>
-                <w:rFonts w:ascii="Times New Roman" w:hAnsi="Times New Roman" w:eastAsia="宋体"/>
-                <w:b w:val="0"/>
-                <w:sz w:val="19"/>
-              </w:rPr>
-            </w:r>
-          </w:p>
-        </w:tc>
-      </w:tr>
-      <w:tr>
-        <w:tc>
-          <w:tcPr>
-            <w:tcW w:w="742" w:type="dxa"/>
-          </w:tcPr>
-          <w:p>
-            <w:pPr>
-              <w:spacing w:line="276" w:lineRule="auto"/>
-            </w:pPr>
-            <w:r/>
-            <w:r>
-              <w:rPr>
-                <w:rFonts w:ascii="Times New Roman" w:hAnsi="Times New Roman" w:eastAsia="宋体"/>
-                <w:b w:val="0"/>
-                <w:sz w:val="19"/>
-              </w:rPr>
-            </w:r>
-          </w:p>
-        </w:tc>
-        <w:tc>
-          <w:tcPr>
-            <w:tcW w:w="1272" w:type="dxa"/>
-          </w:tcPr>
-          <w:p>
-            <w:pPr>
-              <w:spacing w:line="276" w:lineRule="auto"/>
-            </w:pPr>
-            <w:r/>
-            <w:r>
-              <w:rPr>
-                <w:rFonts w:ascii="Times New Roman" w:hAnsi="Times New Roman" w:eastAsia="宋体"/>
-                <w:b w:val="0"/>
-                <w:sz w:val="19"/>
-              </w:rPr>
-            </w:r>
-          </w:p>
-        </w:tc>
-        <w:tc>
-          <w:tcPr>
-            <w:tcW w:w="4559" w:type="dxa"/>
-          </w:tcPr>
-          <w:p>
-            <w:pPr>
-              <w:spacing w:line="276" w:lineRule="auto"/>
-            </w:pPr>
-            <w:r/>
-            <w:r>
-              <w:rPr>
-                <w:rFonts w:ascii="Times New Roman" w:hAnsi="Times New Roman" w:eastAsia="宋体"/>
-                <w:b w:val="0"/>
-                <w:sz w:val="19"/>
-              </w:rPr>
-              <w:t>HC-SR501 PIR 人体活动传感器 ×2</w:t>
-            </w:r>
-          </w:p>
-        </w:tc>
-        <w:tc>
-          <w:tcPr>
-            <w:tcW w:w="1378" w:type="dxa"/>
-          </w:tcPr>
-          <w:p>
-            <w:pPr>
-              <w:spacing w:line="276" w:lineRule="auto"/>
-            </w:pPr>
-            <w:r/>
-            <w:r>
-              <w:rPr>
-                <w:rFonts w:ascii="Times New Roman" w:hAnsi="Times New Roman" w:eastAsia="宋体"/>
-                <w:b w:val="0"/>
-                <w:sz w:val="19"/>
-              </w:rPr>
-            </w:r>
-          </w:p>
-        </w:tc>
-      </w:tr>
-      <w:tr>
-        <w:tc>
-          <w:tcPr>
-            <w:tcW w:w="742" w:type="dxa"/>
-          </w:tcPr>
-          <w:p>
-            <w:pPr>
-              <w:spacing w:line="276" w:lineRule="auto"/>
-            </w:pPr>
-            <w:r/>
-            <w:r>
-              <w:rPr>
-                <w:rFonts w:ascii="Times New Roman" w:hAnsi="Times New Roman" w:eastAsia="宋体"/>
-                <w:b w:val="0"/>
-                <w:sz w:val="19"/>
-              </w:rPr>
-            </w:r>
-          </w:p>
-        </w:tc>
-        <w:tc>
-          <w:tcPr>
-            <w:tcW w:w="1272" w:type="dxa"/>
-          </w:tcPr>
-          <w:p>
-            <w:pPr>
-              <w:spacing w:line="276" w:lineRule="auto"/>
-            </w:pPr>
-            <w:r/>
-            <w:r>
-              <w:rPr>
-                <w:rFonts w:ascii="Times New Roman" w:hAnsi="Times New Roman" w:eastAsia="宋体"/>
-                <w:b w:val="0"/>
-                <w:sz w:val="19"/>
-              </w:rPr>
-            </w:r>
-          </w:p>
-        </w:tc>
-        <w:tc>
-          <w:tcPr>
-            <w:tcW w:w="4559" w:type="dxa"/>
-          </w:tcPr>
-          <w:p>
-            <w:pPr>
-              <w:spacing w:line="276" w:lineRule="auto"/>
-            </w:pPr>
-            <w:r/>
-            <w:r>
-              <w:rPr>
-                <w:rFonts w:ascii="Times New Roman" w:hAnsi="Times New Roman" w:eastAsia="宋体"/>
-                <w:b w:val="0"/>
-                <w:sz w:val="19"/>
-              </w:rPr>
-              <w:t>LD2410C 毫米波雷达人体存在传感器 ×1</w:t>
-            </w:r>
-          </w:p>
-        </w:tc>
-        <w:tc>
-          <w:tcPr>
-            <w:tcW w:w="1378" w:type="dxa"/>
-          </w:tcPr>
-          <w:p>
-            <w:pPr>
-              <w:spacing w:line="276" w:lineRule="auto"/>
-            </w:pPr>
-            <w:r/>
-            <w:r>
-              <w:rPr>
-                <w:rFonts w:ascii="Times New Roman" w:hAnsi="Times New Roman" w:eastAsia="宋体"/>
-                <w:b w:val="0"/>
-                <w:sz w:val="19"/>
-              </w:rPr>
-            </w:r>
-          </w:p>
-        </w:tc>
-      </w:tr>
-      <w:tr>
-        <w:tc>
-          <w:tcPr>
-            <w:tcW w:w="742" w:type="dxa"/>
-          </w:tcPr>
-          <w:p>
-            <w:pPr>
-              <w:spacing w:line="276" w:lineRule="auto"/>
-            </w:pPr>
-            <w:r/>
-            <w:r>
-              <w:rPr>
-                <w:rFonts w:ascii="Times New Roman" w:hAnsi="Times New Roman" w:eastAsia="宋体"/>
-                <w:b w:val="0"/>
-                <w:sz w:val="19"/>
-              </w:rPr>
-            </w:r>
-          </w:p>
-        </w:tc>
-        <w:tc>
-          <w:tcPr>
-            <w:tcW w:w="1272" w:type="dxa"/>
-          </w:tcPr>
-          <w:p>
-            <w:pPr>
-              <w:spacing w:line="276" w:lineRule="auto"/>
-            </w:pPr>
-            <w:r/>
-            <w:r>
-              <w:rPr>
-                <w:rFonts w:ascii="Times New Roman" w:hAnsi="Times New Roman" w:eastAsia="宋体"/>
-                <w:b w:val="0"/>
-                <w:sz w:val="19"/>
-              </w:rPr>
-            </w:r>
-          </w:p>
-        </w:tc>
-        <w:tc>
-          <w:tcPr>
-            <w:tcW w:w="4559" w:type="dxa"/>
-          </w:tcPr>
-          <w:p>
-            <w:pPr>
-              <w:spacing w:line="276" w:lineRule="auto"/>
-            </w:pPr>
-            <w:r/>
-            <w:r>
-              <w:rPr>
-                <w:rFonts w:ascii="Times New Roman" w:hAnsi="Times New Roman" w:eastAsia="宋体"/>
-                <w:b w:val="0"/>
-                <w:sz w:val="19"/>
-              </w:rPr>
-              <w:t>830 孔面包板套件（含杜邦线、电源模块）×1</w:t>
-            </w:r>
-          </w:p>
-        </w:tc>
-        <w:tc>
-          <w:tcPr>
-            <w:tcW w:w="1378" w:type="dxa"/>
-          </w:tcPr>
-          <w:p>
-            <w:pPr>
-              <w:spacing w:line="276" w:lineRule="auto"/>
-            </w:pPr>
-            <w:r/>
-            <w:r>
-              <w:rPr>
-                <w:rFonts w:ascii="Times New Roman" w:hAnsi="Times New Roman" w:eastAsia="宋体"/>
-                <w:b w:val="0"/>
-                <w:sz w:val="19"/>
-              </w:rPr>
-            </w:r>
-          </w:p>
-        </w:tc>
-      </w:tr>
-      <w:tr>
-        <w:tc>
-          <w:tcPr>
-            <w:tcW w:w="742" w:type="dxa"/>
-          </w:tcPr>
-          <w:p>
-            <w:pPr>
-              <w:spacing w:line="276" w:lineRule="auto"/>
-            </w:pPr>
-            <w:r/>
-            <w:r>
-              <w:rPr>
-                <w:rFonts w:ascii="Times New Roman" w:hAnsi="Times New Roman" w:eastAsia="宋体"/>
-                <w:b w:val="0"/>
-                <w:sz w:val="19"/>
-              </w:rPr>
-            </w:r>
-          </w:p>
-        </w:tc>
-        <w:tc>
-          <w:tcPr>
-            <w:tcW w:w="1272" w:type="dxa"/>
-          </w:tcPr>
-          <w:p>
-            <w:pPr>
-              <w:spacing w:line="276" w:lineRule="auto"/>
-            </w:pPr>
-            <w:r/>
-            <w:r>
-              <w:rPr>
-                <w:rFonts w:ascii="Times New Roman" w:hAnsi="Times New Roman" w:eastAsia="宋体"/>
-                <w:b w:val="0"/>
-                <w:sz w:val="19"/>
-              </w:rPr>
-            </w:r>
-          </w:p>
-        </w:tc>
-        <w:tc>
-          <w:tcPr>
-            <w:tcW w:w="4559" w:type="dxa"/>
-          </w:tcPr>
-          <w:p>
-            <w:pPr>
-              <w:spacing w:line="276" w:lineRule="auto"/>
-            </w:pPr>
-            <w:r/>
-            <w:r>
-              <w:rPr>
-                <w:rFonts w:ascii="Times New Roman" w:hAnsi="Times New Roman" w:eastAsia="宋体"/>
-                <w:b w:val="0"/>
-                <w:sz w:val="19"/>
-              </w:rPr>
-              <w:t>硬件小计</w:t>
-            </w:r>
-          </w:p>
-        </w:tc>
-        <w:tc>
-          <w:tcPr>
-            <w:tcW w:w="1378" w:type="dxa"/>
-          </w:tcPr>
-          <w:p>
-            <w:pPr>
-              <w:spacing w:line="276" w:lineRule="auto"/>
-            </w:pPr>
-            <w:r/>
-            <w:r>
-              <w:rPr>
-                <w:rFonts w:ascii="Times New Roman" w:hAnsi="Times New Roman" w:eastAsia="宋体"/>
-                <w:b w:val="0"/>
-                <w:sz w:val="19"/>
-              </w:rPr>
-              <w:t>142.54</w:t>
-            </w:r>
-          </w:p>
-        </w:tc>
-      </w:tr>
-      <w:tr>
-        <w:tc>
-          <w:tcPr>
-            <w:tcW w:w="742" w:type="dxa"/>
-          </w:tcPr>
-          <w:p>
-            <w:pPr>
-              <w:spacing w:line="276" w:lineRule="auto"/>
-            </w:pPr>
-            <w:r/>
-            <w:r>
-              <w:rPr>
-                <w:rFonts w:ascii="Times New Roman" w:hAnsi="Times New Roman" w:eastAsia="宋体"/>
-                <w:b w:val="0"/>
-                <w:sz w:val="19"/>
-              </w:rPr>
-              <w:t>2</w:t>
-            </w:r>
-          </w:p>
-        </w:tc>
-        <w:tc>
-          <w:tcPr>
-            <w:tcW w:w="1272" w:type="dxa"/>
-          </w:tcPr>
-          <w:p>
-            <w:pPr>
-              <w:spacing w:line="276" w:lineRule="auto"/>
-            </w:pPr>
-            <w:r/>
-            <w:r>
-              <w:rPr>
-                <w:rFonts w:ascii="Times New Roman" w:hAnsi="Times New Roman" w:eastAsia="宋体"/>
-                <w:b w:val="0"/>
-                <w:sz w:val="19"/>
-              </w:rPr>
-              <w:t>API 调用</w:t>
-            </w:r>
-          </w:p>
-        </w:tc>
-        <w:tc>
-          <w:tcPr>
-            <w:tcW w:w="4559" w:type="dxa"/>
-          </w:tcPr>
-          <w:p>
-            <w:pPr>
-              <w:spacing w:line="276" w:lineRule="auto"/>
-            </w:pPr>
-            <w:r/>
-            <w:r>
-              <w:rPr>
-                <w:rFonts w:ascii="Times New Roman" w:hAnsi="Times New Roman" w:eastAsia="宋体"/>
-                <w:b w:val="0"/>
-                <w:sz w:val="19"/>
-              </w:rPr>
-              <w:t>大模型 API 调用费用（用于环境建模、算法实现、实验脚本开发、结果分析与文档撰写）</w:t>
-            </w:r>
-          </w:p>
-        </w:tc>
-        <w:tc>
-          <w:tcPr>
-            <w:tcW w:w="1378" w:type="dxa"/>
-          </w:tcPr>
-          <w:p>
-            <w:pPr>
-              <w:spacing w:line="276" w:lineRule="auto"/>
-            </w:pPr>
-            <w:r/>
-            <w:r>
-              <w:rPr>
-                <w:rFonts w:ascii="Times New Roman" w:hAnsi="Times New Roman" w:eastAsia="宋体"/>
-                <w:b w:val="0"/>
-                <w:sz w:val="19"/>
-              </w:rPr>
-              <w:t>70.00</w:t>
-            </w:r>
-          </w:p>
-        </w:tc>
-      </w:tr>
-      <w:tr>
-        <w:tc>
-          <w:tcPr>
-            <w:tcW w:w="742" w:type="dxa"/>
-          </w:tcPr>
-          <w:p>
-            <w:pPr>
-              <w:spacing w:line="276" w:lineRule="auto"/>
-            </w:pPr>
-            <w:r/>
-            <w:r>
-              <w:rPr>
-                <w:rFonts w:ascii="Times New Roman" w:hAnsi="Times New Roman" w:eastAsia="宋体"/>
-                <w:b w:val="0"/>
-                <w:sz w:val="19"/>
-              </w:rPr>
-            </w:r>
-          </w:p>
-        </w:tc>
-        <w:tc>
-          <w:tcPr>
-            <w:tcW w:w="1272" w:type="dxa"/>
-          </w:tcPr>
-          <w:p>
-            <w:pPr>
-              <w:spacing w:line="276" w:lineRule="auto"/>
-            </w:pPr>
-            <w:r/>
-            <w:r>
-              <w:rPr>
-                <w:rFonts w:ascii="Times New Roman" w:hAnsi="Times New Roman" w:eastAsia="宋体"/>
-                <w:b w:val="0"/>
-                <w:sz w:val="19"/>
-              </w:rPr>
-              <w:t>合计</w:t>
-            </w:r>
-          </w:p>
-        </w:tc>
-        <w:tc>
-          <w:tcPr>
-            <w:tcW w:w="4559" w:type="dxa"/>
-          </w:tcPr>
-          <w:p>
-            <w:pPr>
-              <w:spacing w:line="276" w:lineRule="auto"/>
-            </w:pPr>
-            <w:r/>
-            <w:r>
-              <w:rPr>
-                <w:rFonts w:ascii="Times New Roman" w:hAnsi="Times New Roman" w:eastAsia="宋体"/>
-                <w:b w:val="0"/>
-                <w:sz w:val="19"/>
-              </w:rPr>
-            </w:r>
-          </w:p>
-        </w:tc>
-        <w:tc>
-          <w:tcPr>
-            <w:tcW w:w="1378" w:type="dxa"/>
-          </w:tcPr>
-          <w:p>
-            <w:pPr>
-              <w:spacing w:line="276" w:lineRule="auto"/>
-            </w:pPr>
-            <w:r/>
-            <w:r>
-              <w:rPr>
-                <w:rFonts w:ascii="Times New Roman" w:hAnsi="Times New Roman" w:eastAsia="宋体"/>
-                <w:b w:val="0"/>
-                <w:sz w:val="19"/>
-              </w:rPr>
-              <w:t>212.54</w:t>
-            </w:r>
-          </w:p>
-        </w:tc>
-      </w:tr>
-    </w:tbl>
     <w:p>
       <w:pPr>
-        <w:spacing w:after="80" w:line="336" w:lineRule="auto"/>
-        <w:ind w:left="0" w:right="0"/>
-      </w:pPr>
-    </w:p>
-    <w:p>
-      <w:pPr>
-        <w:spacing w:after="120" w:line="336" w:lineRule="auto"/>
+        <w:spacing w:after="120" w:line="360" w:lineRule="auto"/>
         <w:ind w:left="0" w:right="0" w:firstLine="420"/>
       </w:pPr>
       <w:r>
@@ -2797,12 +688,40 @@
           <w:b w:val="0"/>
           <w:sz w:val="21"/>
         </w:rPr>
-        <w:t>经费使用说明：硬件部分以国产替代与模块化方案控制成本（全部选取免焊接的成品模块），实际支出 142.54 元，仅占预算的 14.3%；API 调用费用 70 元，用于项目全周期的开发与实验工作，是本项目的主要智力成本项。</w:t>
+        <w:t>第一项支出为硬件采购，金额 142.54 元。具体包括：ESP32-S3-N16R8 开发板一块；SHT31 温湿度传感器（串口版）一个；BH1750 光照传感器一个；HC-SR501 人体活动传感器两个；LD2410C 毫米波雷达人体存在传感器一个；以及 830 孔面包板套件一套（含杜邦线与电源模块）。硬件部分在选型时以国产替代与模块化方案控制成本，全部器件均选取免焊接的成品模块，实际支出仅占项目总预算的 14.3%。</w:t>
       </w:r>
     </w:p>
     <w:p>
       <w:pPr>
-        <w:spacing w:before="240" w:after="120" w:line="312" w:lineRule="auto"/>
+        <w:spacing w:after="120" w:line="360" w:lineRule="auto"/>
+        <w:ind w:left="0" w:right="0" w:firstLine="420"/>
+      </w:pPr>
+      <w:r>
+        <w:rPr>
+          <w:rFonts w:ascii="Times New Roman" w:hAnsi="Times New Roman" w:eastAsia="宋体"/>
+          <w:b w:val="0"/>
+          <w:sz w:val="21"/>
+        </w:rPr>
+        <w:t>第二项支出为 API 调用费用，金额 70 元。该费用用于项目全周期的大模型调用，具体包括环境建模、算法实现、实验脚本开发、实验结果分析与文档撰写等工作。这是本项目的主要智力成本项。</w:t>
+      </w:r>
+    </w:p>
+    <w:p>
+      <w:pPr>
+        <w:spacing w:after="120" w:line="360" w:lineRule="auto"/>
+        <w:ind w:left="0" w:right="0" w:firstLine="420"/>
+      </w:pPr>
+      <w:r>
+        <w:rPr>
+          <w:rFonts w:ascii="Times New Roman" w:hAnsi="Times New Roman" w:eastAsia="宋体"/>
+          <w:b w:val="0"/>
+          <w:sz w:val="21"/>
+        </w:rPr>
+        <w:t>以上两项合计支出 212.54 元。</w:t>
+      </w:r>
+    </w:p>
+    <w:p>
+      <w:pPr>
+        <w:spacing w:before="200" w:after="120" w:line="336" w:lineRule="auto"/>
       </w:pPr>
       <w:r>
         <w:rPr>
@@ -2815,7 +734,7 @@
     </w:p>
     <w:p>
       <w:pPr>
-        <w:spacing w:after="80" w:line="336" w:lineRule="auto"/>
+        <w:spacing w:after="120" w:line="360" w:lineRule="auto"/>
         <w:ind w:left="0" w:right="0" w:firstLine="420"/>
       </w:pPr>
       <w:r>
@@ -2824,500 +743,12 @@
           <w:b w:val="0"/>
           <w:sz w:val="21"/>
         </w:rPr>
-        <w:t>剩余金额：787.46 元。</w:t>
+        <w:t>剩余经费为 787.46 元，计划按以下四个方面安排使用。第一，API 调用费用预留 300 元，用于后续的实测数据标定、最终实验复核、结题报告撰写与答辩材料准备工作。第二，硬件补充预留 200 元，若现有传感器的测量精度不足，计划补充高精度温湿度记录仪用于数据校准比对，或用于补充备件。第三，成果制作预留 150 元，用于结题报告的印制以及答辩海报或展板的制作。第四，机动预留 137.46 元，用于应对不可预见支出，例如器件损坏后的补购或额外的数据采集需求。</w:t>
       </w:r>
     </w:p>
-    <w:tbl>
-      <w:tblPr>
-        <w:tblStyle w:val="TableGrid"/>
-        <w:tblW w:type="dxa" w:w="7952"/>
-        <w:jc w:val="center"/>
-        <w:tblLayout w:type="fixed"/>
-        <w:tblLook w:firstColumn="1" w:firstRow="1" w:lastColumn="0" w:lastRow="0" w:noHBand="0" w:noVBand="1" w:val="04A0"/>
-        <w:tblLayout w:type="fixed"/>
-        <w:tblCellMar>
-          <w:top w:w="40" w:type="dxa"/>
-          <w:left w:w="80" w:type="dxa"/>
-          <w:bottom w:w="40" w:type="dxa"/>
-          <w:right w:w="140" w:type="dxa"/>
-        </w:tblCellMar>
-      </w:tblPr>
-      <w:tblGrid>
-        <w:gridCol w:w="848"/>
-        <w:gridCol w:w="1696"/>
-        <w:gridCol w:w="1272"/>
-        <w:gridCol w:w="4135"/>
-      </w:tblGrid>
-      <w:tr>
-        <w:tc>
-          <w:tcPr>
-            <w:tcW w:w="848" w:type="dxa"/>
-          </w:tcPr>
-          <w:p>
-            <w:pPr>
-              <w:jc w:val="center"/>
-            </w:pPr>
-            <w:r/>
-            <w:r>
-              <w:rPr>
-                <w:rFonts w:ascii="Times New Roman" w:hAnsi="Times New Roman" w:eastAsia="黑体"/>
-                <w:b/>
-                <w:sz w:val="19"/>
-              </w:rPr>
-              <w:t>优先级</w:t>
-            </w:r>
-          </w:p>
-        </w:tc>
-        <w:tc>
-          <w:tcPr>
-            <w:tcW w:w="1696" w:type="dxa"/>
-          </w:tcPr>
-          <w:p>
-            <w:pPr>
-              <w:jc w:val="center"/>
-            </w:pPr>
-            <w:r/>
-            <w:r>
-              <w:rPr>
-                <w:rFonts w:ascii="Times New Roman" w:hAnsi="Times New Roman" w:eastAsia="黑体"/>
-                <w:b/>
-                <w:sz w:val="19"/>
-              </w:rPr>
-              <w:t>用途</w:t>
-            </w:r>
-          </w:p>
-        </w:tc>
-        <w:tc>
-          <w:tcPr>
-            <w:tcW w:w="1272" w:type="dxa"/>
-          </w:tcPr>
-          <w:p>
-            <w:pPr>
-              <w:jc w:val="center"/>
-            </w:pPr>
-            <w:r/>
-            <w:r>
-              <w:rPr>
-                <w:rFonts w:ascii="Times New Roman" w:hAnsi="Times New Roman" w:eastAsia="黑体"/>
-                <w:b/>
-                <w:sz w:val="19"/>
-              </w:rPr>
-              <w:t>预算（元）</w:t>
-            </w:r>
-          </w:p>
-        </w:tc>
-        <w:tc>
-          <w:tcPr>
-            <w:tcW w:w="4135" w:type="dxa"/>
-          </w:tcPr>
-          <w:p>
-            <w:pPr>
-              <w:jc w:val="center"/>
-            </w:pPr>
-            <w:r/>
-            <w:r>
-              <w:rPr>
-                <w:rFonts w:ascii="Times New Roman" w:hAnsi="Times New Roman" w:eastAsia="黑体"/>
-                <w:b/>
-                <w:sz w:val="19"/>
-              </w:rPr>
-              <w:t>说明</w:t>
-            </w:r>
-          </w:p>
-        </w:tc>
-      </w:tr>
-      <w:tr>
-        <w:tc>
-          <w:tcPr>
-            <w:tcW w:w="848" w:type="dxa"/>
-          </w:tcPr>
-          <w:p>
-            <w:pPr>
-              <w:spacing w:line="276" w:lineRule="auto"/>
-            </w:pPr>
-            <w:r/>
-            <w:r>
-              <w:rPr>
-                <w:rFonts w:ascii="Times New Roman" w:hAnsi="Times New Roman" w:eastAsia="宋体"/>
-                <w:b w:val="0"/>
-                <w:sz w:val="19"/>
-              </w:rPr>
-              <w:t>1</w:t>
-            </w:r>
-          </w:p>
-        </w:tc>
-        <w:tc>
-          <w:tcPr>
-            <w:tcW w:w="1696" w:type="dxa"/>
-          </w:tcPr>
-          <w:p>
-            <w:pPr>
-              <w:spacing w:line="276" w:lineRule="auto"/>
-            </w:pPr>
-            <w:r/>
-            <w:r>
-              <w:rPr>
-                <w:rFonts w:ascii="Times New Roman" w:hAnsi="Times New Roman" w:eastAsia="宋体"/>
-                <w:b w:val="0"/>
-                <w:sz w:val="19"/>
-              </w:rPr>
-              <w:t>API 调用费用预留</w:t>
-            </w:r>
-          </w:p>
-        </w:tc>
-        <w:tc>
-          <w:tcPr>
-            <w:tcW w:w="1272" w:type="dxa"/>
-          </w:tcPr>
-          <w:p>
-            <w:pPr>
-              <w:spacing w:line="276" w:lineRule="auto"/>
-            </w:pPr>
-            <w:r/>
-            <w:r>
-              <w:rPr>
-                <w:rFonts w:ascii="Times New Roman" w:hAnsi="Times New Roman" w:eastAsia="宋体"/>
-                <w:b w:val="0"/>
-                <w:sz w:val="19"/>
-              </w:rPr>
-              <w:t>300.00</w:t>
-            </w:r>
-          </w:p>
-        </w:tc>
-        <w:tc>
-          <w:tcPr>
-            <w:tcW w:w="4135" w:type="dxa"/>
-          </w:tcPr>
-          <w:p>
-            <w:pPr>
-              <w:spacing w:line="276" w:lineRule="auto"/>
-            </w:pPr>
-            <w:r/>
-            <w:r>
-              <w:rPr>
-                <w:rFonts w:ascii="Times New Roman" w:hAnsi="Times New Roman" w:eastAsia="宋体"/>
-                <w:b w:val="0"/>
-                <w:sz w:val="19"/>
-              </w:rPr>
-              <w:t>用于后续实测数据标定、最终实验复核、结题报告与答辩材料撰写</w:t>
-            </w:r>
-          </w:p>
-        </w:tc>
-      </w:tr>
-      <w:tr>
-        <w:tc>
-          <w:tcPr>
-            <w:tcW w:w="848" w:type="dxa"/>
-          </w:tcPr>
-          <w:p>
-            <w:pPr>
-              <w:spacing w:line="276" w:lineRule="auto"/>
-            </w:pPr>
-            <w:r/>
-            <w:r>
-              <w:rPr>
-                <w:rFonts w:ascii="Times New Roman" w:hAnsi="Times New Roman" w:eastAsia="宋体"/>
-                <w:b w:val="0"/>
-                <w:sz w:val="19"/>
-              </w:rPr>
-              <w:t>2</w:t>
-            </w:r>
-          </w:p>
-        </w:tc>
-        <w:tc>
-          <w:tcPr>
-            <w:tcW w:w="1696" w:type="dxa"/>
-          </w:tcPr>
-          <w:p>
-            <w:pPr>
-              <w:spacing w:line="276" w:lineRule="auto"/>
-            </w:pPr>
-            <w:r/>
-            <w:r>
-              <w:rPr>
-                <w:rFonts w:ascii="Times New Roman" w:hAnsi="Times New Roman" w:eastAsia="宋体"/>
-                <w:b w:val="0"/>
-                <w:sz w:val="19"/>
-              </w:rPr>
-              <w:t>硬件补充</w:t>
-            </w:r>
-          </w:p>
-        </w:tc>
-        <w:tc>
-          <w:tcPr>
-            <w:tcW w:w="1272" w:type="dxa"/>
-          </w:tcPr>
-          <w:p>
-            <w:pPr>
-              <w:spacing w:line="276" w:lineRule="auto"/>
-            </w:pPr>
-            <w:r/>
-            <w:r>
-              <w:rPr>
-                <w:rFonts w:ascii="Times New Roman" w:hAnsi="Times New Roman" w:eastAsia="宋体"/>
-                <w:b w:val="0"/>
-                <w:sz w:val="19"/>
-              </w:rPr>
-              <w:t>200.00</w:t>
-            </w:r>
-          </w:p>
-        </w:tc>
-        <w:tc>
-          <w:tcPr>
-            <w:tcW w:w="4135" w:type="dxa"/>
-          </w:tcPr>
-          <w:p>
-            <w:pPr>
-              <w:spacing w:line="276" w:lineRule="auto"/>
-            </w:pPr>
-            <w:r/>
-            <w:r>
-              <w:rPr>
-                <w:rFonts w:ascii="Times New Roman" w:hAnsi="Times New Roman" w:eastAsia="宋体"/>
-                <w:b w:val="0"/>
-                <w:sz w:val="19"/>
-              </w:rPr>
-              <w:t>若现有传感器精度不足，补充高精度温湿度记录仪（用于数据校准比对）；或补充备件</w:t>
-            </w:r>
-          </w:p>
-        </w:tc>
-      </w:tr>
-      <w:tr>
-        <w:tc>
-          <w:tcPr>
-            <w:tcW w:w="848" w:type="dxa"/>
-          </w:tcPr>
-          <w:p>
-            <w:pPr>
-              <w:spacing w:line="276" w:lineRule="auto"/>
-            </w:pPr>
-            <w:r/>
-            <w:r>
-              <w:rPr>
-                <w:rFonts w:ascii="Times New Roman" w:hAnsi="Times New Roman" w:eastAsia="宋体"/>
-                <w:b w:val="0"/>
-                <w:sz w:val="19"/>
-              </w:rPr>
-              <w:t>3</w:t>
-            </w:r>
-          </w:p>
-        </w:tc>
-        <w:tc>
-          <w:tcPr>
-            <w:tcW w:w="1696" w:type="dxa"/>
-          </w:tcPr>
-          <w:p>
-            <w:pPr>
-              <w:spacing w:line="276" w:lineRule="auto"/>
-            </w:pPr>
-            <w:r/>
-            <w:r>
-              <w:rPr>
-                <w:rFonts w:ascii="Times New Roman" w:hAnsi="Times New Roman" w:eastAsia="宋体"/>
-                <w:b w:val="0"/>
-                <w:sz w:val="19"/>
-              </w:rPr>
-              <w:t>成果制作</w:t>
-            </w:r>
-          </w:p>
-        </w:tc>
-        <w:tc>
-          <w:tcPr>
-            <w:tcW w:w="1272" w:type="dxa"/>
-          </w:tcPr>
-          <w:p>
-            <w:pPr>
-              <w:spacing w:line="276" w:lineRule="auto"/>
-            </w:pPr>
-            <w:r/>
-            <w:r>
-              <w:rPr>
-                <w:rFonts w:ascii="Times New Roman" w:hAnsi="Times New Roman" w:eastAsia="宋体"/>
-                <w:b w:val="0"/>
-                <w:sz w:val="19"/>
-              </w:rPr>
-              <w:t>150.00</w:t>
-            </w:r>
-          </w:p>
-        </w:tc>
-        <w:tc>
-          <w:tcPr>
-            <w:tcW w:w="4135" w:type="dxa"/>
-          </w:tcPr>
-          <w:p>
-            <w:pPr>
-              <w:spacing w:line="276" w:lineRule="auto"/>
-            </w:pPr>
-            <w:r/>
-            <w:r>
-              <w:rPr>
-                <w:rFonts w:ascii="Times New Roman" w:hAnsi="Times New Roman" w:eastAsia="宋体"/>
-                <w:b w:val="0"/>
-                <w:sz w:val="19"/>
-              </w:rPr>
-              <w:t>结题报告印制、答辩海报或展板制作</w:t>
-            </w:r>
-          </w:p>
-        </w:tc>
-      </w:tr>
-      <w:tr>
-        <w:tc>
-          <w:tcPr>
-            <w:tcW w:w="848" w:type="dxa"/>
-          </w:tcPr>
-          <w:p>
-            <w:pPr>
-              <w:spacing w:line="276" w:lineRule="auto"/>
-            </w:pPr>
-            <w:r/>
-            <w:r>
-              <w:rPr>
-                <w:rFonts w:ascii="Times New Roman" w:hAnsi="Times New Roman" w:eastAsia="宋体"/>
-                <w:b w:val="0"/>
-                <w:sz w:val="19"/>
-              </w:rPr>
-              <w:t>4</w:t>
-            </w:r>
-          </w:p>
-        </w:tc>
-        <w:tc>
-          <w:tcPr>
-            <w:tcW w:w="1696" w:type="dxa"/>
-          </w:tcPr>
-          <w:p>
-            <w:pPr>
-              <w:spacing w:line="276" w:lineRule="auto"/>
-            </w:pPr>
-            <w:r/>
-            <w:r>
-              <w:rPr>
-                <w:rFonts w:ascii="Times New Roman" w:hAnsi="Times New Roman" w:eastAsia="宋体"/>
-                <w:b w:val="0"/>
-                <w:sz w:val="19"/>
-              </w:rPr>
-              <w:t>机动预留</w:t>
-            </w:r>
-          </w:p>
-        </w:tc>
-        <w:tc>
-          <w:tcPr>
-            <w:tcW w:w="1272" w:type="dxa"/>
-          </w:tcPr>
-          <w:p>
-            <w:pPr>
-              <w:spacing w:line="276" w:lineRule="auto"/>
-            </w:pPr>
-            <w:r/>
-            <w:r>
-              <w:rPr>
-                <w:rFonts w:ascii="Times New Roman" w:hAnsi="Times New Roman" w:eastAsia="宋体"/>
-                <w:b w:val="0"/>
-                <w:sz w:val="19"/>
-              </w:rPr>
-              <w:t>137.46</w:t>
-            </w:r>
-          </w:p>
-        </w:tc>
-        <w:tc>
-          <w:tcPr>
-            <w:tcW w:w="4135" w:type="dxa"/>
-          </w:tcPr>
-          <w:p>
-            <w:pPr>
-              <w:spacing w:line="276" w:lineRule="auto"/>
-            </w:pPr>
-            <w:r/>
-            <w:r>
-              <w:rPr>
-                <w:rFonts w:ascii="Times New Roman" w:hAnsi="Times New Roman" w:eastAsia="宋体"/>
-                <w:b w:val="0"/>
-                <w:sz w:val="19"/>
-              </w:rPr>
-              <w:t>应对不可预见支出（如器件损坏补购、额外数据采集需求）</w:t>
-            </w:r>
-          </w:p>
-        </w:tc>
-      </w:tr>
-      <w:tr>
-        <w:tc>
-          <w:tcPr>
-            <w:tcW w:w="848" w:type="dxa"/>
-          </w:tcPr>
-          <w:p>
-            <w:pPr>
-              <w:spacing w:line="276" w:lineRule="auto"/>
-            </w:pPr>
-            <w:r/>
-            <w:r>
-              <w:rPr>
-                <w:rFonts w:ascii="Times New Roman" w:hAnsi="Times New Roman" w:eastAsia="宋体"/>
-                <w:b w:val="0"/>
-                <w:sz w:val="19"/>
-              </w:rPr>
-            </w:r>
-          </w:p>
-        </w:tc>
-        <w:tc>
-          <w:tcPr>
-            <w:tcW w:w="1696" w:type="dxa"/>
-          </w:tcPr>
-          <w:p>
-            <w:pPr>
-              <w:spacing w:line="276" w:lineRule="auto"/>
-            </w:pPr>
-            <w:r/>
-            <w:r>
-              <w:rPr>
-                <w:rFonts w:ascii="Times New Roman" w:hAnsi="Times New Roman" w:eastAsia="宋体"/>
-                <w:b w:val="0"/>
-                <w:sz w:val="19"/>
-              </w:rPr>
-              <w:t>合计</w:t>
-            </w:r>
-          </w:p>
-        </w:tc>
-        <w:tc>
-          <w:tcPr>
-            <w:tcW w:w="1272" w:type="dxa"/>
-          </w:tcPr>
-          <w:p>
-            <w:pPr>
-              <w:spacing w:line="276" w:lineRule="auto"/>
-            </w:pPr>
-            <w:r/>
-            <w:r>
-              <w:rPr>
-                <w:rFonts w:ascii="Times New Roman" w:hAnsi="Times New Roman" w:eastAsia="宋体"/>
-                <w:b w:val="0"/>
-                <w:sz w:val="19"/>
-              </w:rPr>
-              <w:t>787.46</w:t>
-            </w:r>
-          </w:p>
-        </w:tc>
-        <w:tc>
-          <w:tcPr>
-            <w:tcW w:w="4135" w:type="dxa"/>
-          </w:tcPr>
-          <w:p>
-            <w:pPr>
-              <w:spacing w:line="276" w:lineRule="auto"/>
-            </w:pPr>
-            <w:r/>
-            <w:r>
-              <w:rPr>
-                <w:rFonts w:ascii="Times New Roman" w:hAnsi="Times New Roman" w:eastAsia="宋体"/>
-                <w:b w:val="0"/>
-                <w:sz w:val="19"/>
-              </w:rPr>
-            </w:r>
-          </w:p>
-        </w:tc>
-      </w:tr>
-    </w:tbl>
     <w:sectPr>
       <w:pgSz w:w="11906" w:h="16838"/>
-      <w:pgMar w:top="1417" w:right="1417" w:bottom="1417" w:left="1134" w:header="720" w:footer="720" w:gutter="0"/>
+      <w:pgMar w:top="1417" w:right="1474" w:bottom="1417" w:left="1474" w:header="720" w:footer="720" w:gutter="0"/>
       <w:cols w:space="720"/>
       <w:docGrid w:linePitch="360"/>
     </w:sectPr>

--- a/智能家居自适应决策系统/docs/中期报告_填写材料.docx
+++ b/智能家居自适应决策系统/docs/中期报告_填写材料.docx
@@ -4,49 +4,52 @@
   <w:body>
     <w:p>
       <w:pPr>
-        <w:spacing w:after="80"/>
+        <w:spacing w:after="80" w:line="360" w:lineRule="auto"/>
+        <w:ind w:left="0" w:right="0"/>
         <w:jc w:val="center"/>
       </w:pPr>
       <w:r>
         <w:rPr>
           <w:rFonts w:ascii="Times New Roman" w:hAnsi="Times New Roman" w:eastAsia="黑体"/>
           <w:b/>
-          <w:sz w:val="28"/>
+          <w:sz w:val="30"/>
         </w:rPr>
-        <w:t>基于强化学习与多目标优化的</w:t>
+        <w:t>中期报告填写材料</w:t>
       </w:r>
     </w:p>
     <w:p>
       <w:pPr>
-        <w:spacing w:after="80"/>
+        <w:spacing w:after="120" w:line="360" w:lineRule="auto"/>
+        <w:ind w:left="0" w:right="0"/>
         <w:jc w:val="center"/>
       </w:pPr>
       <w:r>
         <w:rPr>
           <w:rFonts w:ascii="Times New Roman" w:hAnsi="Times New Roman" w:eastAsia="黑体"/>
           <w:b/>
-          <w:sz w:val="28"/>
+          <w:sz w:val="22"/>
         </w:rPr>
-        <w:t>智能家居自适应决策系统</w:t>
+        <w:t>基于强化学习与多目标优化的智能家居自适应决策系统</w:t>
       </w:r>
     </w:p>
     <w:p>
       <w:pPr>
-        <w:spacing w:after="320"/>
+        <w:spacing w:after="280" w:line="360" w:lineRule="auto"/>
+        <w:ind w:left="0" w:right="0"/>
         <w:jc w:val="center"/>
       </w:pPr>
       <w:r>
         <w:rPr>
-          <w:rFonts w:ascii="Times New Roman" w:hAnsi="Times New Roman" w:eastAsia="黑体"/>
-          <w:b/>
-          <w:sz w:val="24"/>
+          <w:rFonts w:ascii="Times New Roman" w:hAnsi="Times New Roman" w:eastAsia="宋体"/>
+          <w:b w:val="0"/>
+          <w:sz w:val="19"/>
         </w:rPr>
-        <w:t>中 期 报 告</w:t>
+        <w:t>（共五个模块，每个模块内容独立，可分别填入系统对应栏目）</w:t>
       </w:r>
     </w:p>
     <w:p>
       <w:pPr>
-        <w:spacing w:before="280" w:after="120" w:line="336" w:lineRule="auto"/>
+        <w:spacing w:before="320" w:after="160" w:line="336" w:lineRule="auto"/>
       </w:pPr>
       <w:r>
         <w:rPr>
@@ -54,7 +57,166 @@
           <w:b/>
           <w:sz w:val="26"/>
         </w:rPr>
-        <w:t>一、项目进展情况小结</w:t>
+        <w:t>模块一　已取得成果</w:t>
+      </w:r>
+    </w:p>
+    <w:p>
+      <w:pPr>
+        <w:spacing w:after="120" w:line="360" w:lineRule="auto"/>
+        <w:ind w:left="0" w:right="0" w:firstLine="420"/>
+      </w:pPr>
+      <w:r>
+        <w:rPr>
+          <w:rFonts w:ascii="Times New Roman" w:hAnsi="Times New Roman" w:eastAsia="宋体"/>
+          <w:b w:val="0"/>
+          <w:sz w:val="21"/>
+        </w:rPr>
+        <w:t>本项目已完成的主要成果包括以下九个方面。</w:t>
+      </w:r>
+    </w:p>
+    <w:p>
+      <w:pPr>
+        <w:spacing w:after="120" w:line="360" w:lineRule="auto"/>
+        <w:ind w:left="0" w:right="0" w:firstLine="420"/>
+      </w:pPr>
+      <w:r>
+        <w:rPr>
+          <w:rFonts w:ascii="Times New Roman" w:hAnsi="Times New Roman" w:eastAsia="宋体"/>
+          <w:b w:val="0"/>
+          <w:sz w:val="21"/>
+        </w:rPr>
+        <w:t>第一，完成问题建模。将家庭环境控制问题形式化为马尔可夫决策过程，状态空间包含 25 维特征，涵盖室内温湿度、光照强度、人员占用状态、时间上下文、室外环境、设备运行状态与电价信息；动作空间包含 36 个离散动作，由空调 5 档设定温度、照明 3 档与通风 2 档组合而成；奖励函数由舒适度代价、能耗代价与设备切换惩罚三部分构成。同时完成了马尔可夫性检验，验证了状态设计的合理性。</w:t>
+      </w:r>
+    </w:p>
+    <w:p>
+      <w:pPr>
+        <w:spacing w:after="120" w:line="360" w:lineRule="auto"/>
+        <w:ind w:left="0" w:right="0" w:firstLine="420"/>
+      </w:pPr>
+      <w:r>
+        <w:rPr>
+          <w:rFonts w:ascii="Times New Roman" w:hAnsi="Times New Roman" w:eastAsia="宋体"/>
+          <w:b w:val="0"/>
+          <w:sz w:val="21"/>
+        </w:rPr>
+        <w:t>第二，搭建仿真实验平台。自行开发了智能家居环境仿真平台，包含热力学模型、湿度模型、光照模型与人员占用模型四个部分，并实现了约束机制（空调最小切换间隔、无人时自动关闭空调）与统一的评估口径，保证所有对比实验采用相同的评价标准。</w:t>
+      </w:r>
+    </w:p>
+    <w:p>
+      <w:pPr>
+        <w:spacing w:after="120" w:line="360" w:lineRule="auto"/>
+        <w:ind w:left="0" w:right="0" w:firstLine="420"/>
+      </w:pPr>
+      <w:r>
+        <w:rPr>
+          <w:rFonts w:ascii="Times New Roman" w:hAnsi="Times New Roman" w:eastAsia="宋体"/>
+          <w:b w:val="0"/>
+          <w:sz w:val="21"/>
+        </w:rPr>
+        <w:t>第三，完成算法实现。实现了基于近端策略优化（PPO）的强化学习控制策略；另外实现了循环网络策略（用于时序建模能力对比）以及显式储能（电池）建模，为跨时段能量调度提供物理载体。</w:t>
+      </w:r>
+    </w:p>
+    <w:p>
+      <w:pPr>
+        <w:spacing w:after="120" w:line="360" w:lineRule="auto"/>
+        <w:ind w:left="0" w:right="0" w:firstLine="420"/>
+      </w:pPr>
+      <w:r>
+        <w:rPr>
+          <w:rFonts w:ascii="Times New Roman" w:hAnsi="Times New Roman" w:eastAsia="宋体"/>
+          <w:b w:val="0"/>
+          <w:sz w:val="21"/>
+        </w:rPr>
+        <w:t>第四，建立实验体系。共完成 8 组系统实验，包括无分时电价场景的主实验、等舒适度比较实验、分时电价场景实验、消融实验（采用多种子重复设计，每组 75 个样本）、参数敏感性完整扫描、循环网络对比实验、储能对比实验以及电价结构变化适应实验。同时构建了 5 类对照策略，包括恒温运行、全程关闭、定温规则控制、分时电价规则控制以及规则控制加储能。</w:t>
+      </w:r>
+    </w:p>
+    <w:p>
+      <w:pPr>
+        <w:spacing w:after="120" w:line="360" w:lineRule="auto"/>
+        <w:ind w:left="0" w:right="0" w:firstLine="420"/>
+      </w:pPr>
+      <w:r>
+        <w:rPr>
+          <w:rFonts w:ascii="Times New Roman" w:hAnsi="Times New Roman" w:eastAsia="宋体"/>
+          <w:b w:val="0"/>
+          <w:sz w:val="21"/>
+        </w:rPr>
+        <w:t>第五，舒适度指标显著优于规则控制。在无分时电价场景下，本方法的舒适度不达标率由规则控制的 21.57% 降低至 11.73%，降幅为 45.6%。</w:t>
+      </w:r>
+    </w:p>
+    <w:p>
+      <w:pPr>
+        <w:spacing w:after="120" w:line="360" w:lineRule="auto"/>
+        <w:ind w:left="0" w:right="0" w:firstLine="420"/>
+      </w:pPr>
+      <w:r>
+        <w:rPr>
+          <w:rFonts w:ascii="Times New Roman" w:hAnsi="Times New Roman" w:eastAsia="宋体"/>
+          <w:b w:val="0"/>
+          <w:sz w:val="21"/>
+        </w:rPr>
+        <w:t>第六，控制平稳性显著优于规则控制。本方法的设备日均切换次数由规则控制的 24.6 次降至 7.4 次，降幅为 70.0%，且几乎没有额外代价；温度偏差均方根误差由 0.735 降至 0.055，降幅为 92.5%。设备启停次数减少有利于延长设备使用寿命。</w:t>
+      </w:r>
+    </w:p>
+    <w:p>
+      <w:pPr>
+        <w:spacing w:after="120" w:line="360" w:lineRule="auto"/>
+        <w:ind w:left="0" w:right="0" w:firstLine="420"/>
+      </w:pPr>
+      <w:r>
+        <w:rPr>
+          <w:rFonts w:ascii="Times New Roman" w:hAnsi="Times New Roman" w:eastAsia="宋体"/>
+          <w:b w:val="0"/>
+          <w:sz w:val="21"/>
+        </w:rPr>
+        <w:t>第七，相对恒温运行实现明显节能，储能与循环网络也带来明显收益。本方法的日均能耗由恒温运行的 5.328 千瓦时降至 4.472 千瓦时，节能量为 16.1%，而两者舒适度基本持平；采用循环网络后日电费由 3.650 元降至 3.060 元，降幅 16.1%；引入 4 千瓦时电池储能后，规则控制的日电费降低 28% 至 35%，本方法的日电费降低 23.2%，同时谷段用电占比由约 47% 提升至 95% 以上，峰段用电接近为零。</w:t>
+      </w:r>
+    </w:p>
+    <w:p>
+      <w:pPr>
+        <w:spacing w:after="120" w:line="360" w:lineRule="auto"/>
+        <w:ind w:left="0" w:right="0" w:firstLine="420"/>
+      </w:pPr>
+      <w:r>
+        <w:rPr>
+          <w:rFonts w:ascii="Times New Roman" w:hAnsi="Times New Roman" w:eastAsia="宋体"/>
+          <w:b w:val="0"/>
+          <w:sz w:val="21"/>
+        </w:rPr>
+        <w:t>第八，本方法的可用工作区间更宽。在多种参数配置下，规则控制可达的最低舒适度不达标率落在 24% 至 29% 之间，而本方法可以降至 8% 至 19%，即本方法能够覆盖约 7 至 21 个百分点的、规则控制难以达到的低不达标率区间，从而支持按用户偏好配置舒适度与能耗平衡这一目标。此外还首次量化了规则控制方案的一项隐含成本：当电价结构发生变化时，若规则控制不重新进行人工调参，日电费将由 1.713 元上升至 2.567 元，上升幅度为 49.8%。</w:t>
+      </w:r>
+    </w:p>
+    <w:p>
+      <w:pPr>
+        <w:spacing w:after="120" w:line="360" w:lineRule="auto"/>
+        <w:ind w:left="0" w:right="0" w:firstLine="420"/>
+      </w:pPr>
+      <w:r>
+        <w:rPr>
+          <w:rFonts w:ascii="Times New Roman" w:hAnsi="Times New Roman" w:eastAsia="宋体"/>
+          <w:b w:val="0"/>
+          <w:sz w:val="21"/>
+        </w:rPr>
+        <w:t>第九，工程与验证性成果。环境自检的 6 类检查（接口正确性、观测合法性、动力学合理性、奖励合理性、约束有效性、指标产出）全部通过；数据标定链路经合成数据验证，参数反推误差为 0.2% 与 0.4%；马尔可夫性检验通过；约束机制之间的一致性问题得到修正，异常样本归零；评估口径完成统一；建立了文档数据自动核对机制，当前全部实验数字核对通过。项目现有脚本 30 个、图表 41 张、文档 4 份共约 1300 行。</w:t>
+      </w:r>
+    </w:p>
+    <w:p>
+      <w:pPr>
+        <w:spacing w:after="40" w:line="360" w:lineRule="auto"/>
+        <w:ind w:left="0" w:right="0"/>
+      </w:pPr>
+    </w:p>
+    <w:p>
+      <w:pPr>
+        <w:spacing w:before="320" w:after="160" w:line="336" w:lineRule="auto"/>
+      </w:pPr>
+      <w:r>
+        <w:rPr>
+          <w:rFonts w:ascii="Times New Roman" w:hAnsi="Times New Roman" w:eastAsia="黑体"/>
+          <w:b/>
+          <w:sz w:val="26"/>
+        </w:rPr>
+        <w:t>模块二　项目进展状况小结</w:t>
       </w:r>
     </w:p>
     <w:p>
@@ -73,15 +235,16 @@
     </w:p>
     <w:p>
       <w:pPr>
-        <w:spacing w:before="200" w:after="120" w:line="336" w:lineRule="auto"/>
+        <w:spacing w:after="120" w:line="360" w:lineRule="auto"/>
+        <w:ind w:left="0" w:right="0" w:firstLine="420"/>
       </w:pPr>
       <w:r>
         <w:rPr>
-          <w:rFonts w:ascii="Times New Roman" w:hAnsi="Times New Roman" w:eastAsia="黑体"/>
-          <w:b/>
-          <w:sz w:val="23"/>
+          <w:rFonts w:ascii="Times New Roman" w:hAnsi="Times New Roman" w:eastAsia="宋体"/>
+          <w:b w:val="0"/>
+          <w:sz w:val="21"/>
         </w:rPr>
-        <w:t>（一）已完成的工作</w:t>
+        <w:t>从各项工作完成情况看：问题建模、仿真平台搭建、算法实现、实验体系建立、数据链路打通、文档撰写六项工作已全部完成，且实验部分的工作量超出原计划。硬件方面，全部器件的选型与采购已完成，硬件验证程序与数据采集程序已在无硬件条件下提前编写完成并编译通过，具备到货后即可烧录的条件，目前仅等待器件到货后开展实物验证与真实数据采集。</w:t>
       </w:r>
     </w:p>
     <w:p>
@@ -95,7 +258,7 @@
           <w:b w:val="0"/>
           <w:sz w:val="21"/>
         </w:rPr>
-        <w:t>第一，完成问题建模。将家庭环境控制问题形式化为马尔可夫决策过程，其中状态空间包含 25 维特征（室内温湿度、光照、人员占用、时间上下文、室外环境、设备状态、电价信息等），动作空间包含 36 个离散动作（空调 5 档设定温度 × 照明 3 档 × 通风 2 档），奖励函数由舒适度代价、能耗代价与设备切换惩罚三部分构成。同时完成了马尔可夫性检验，验证了状态设计的合理性。</w:t>
+        <w:t>在需要如实说明的方面：本项目原定目标之一是降低电费。围绕这一目标，先后系统检验了 7 条技术路线，包括时间场景化权重、前视电价机制、循环网络、增加训练步数、显式储能建模、奖励权重重标定以及电价结构变化适应。检验结果表明，本方法在上述所有情况下均未能超过人工规则控制，电费差距为 20% 至 132%。</w:t>
       </w:r>
     </w:p>
     <w:p>
@@ -109,7 +272,7 @@
           <w:b w:val="0"/>
           <w:sz w:val="21"/>
         </w:rPr>
-        <w:t>第二，搭建仿真实验平台。自行开发了智能家居环境仿真平台，包含热力学模型、湿度模型、光照模型与人员占用模型四个部分，并实现了约束机制（空调最小切换间隔、无人时自动关机）与统一的评估口径，保证所有对比实验采用相同的评价标准。</w:t>
+        <w:t>根本原因已经定位：本方法的舒适度不达标率约为 11%，而规则控制约为 32% 至 37%，但本方法为此付出了 48% 至 71% 的额外能耗。也就是说，强化学习学到的是高能耗的温度控制器，而人工规则是低能耗的成本最小化器。基于这一认识，项目将方法定位由全面超越规则控制调整为舒适度优先的自适应控制方法，本方法的价值体现在舒适度、控制平稳性、可用工作区间宽度以及无需人工设计规则这几个方面。</w:t>
       </w:r>
     </w:p>
     <w:p>
@@ -123,7 +286,26 @@
           <w:b w:val="0"/>
           <w:sz w:val="21"/>
         </w:rPr>
-        <w:t>第三，完成算法实现。实现了基于 PPO 的强化学习控制策略；另外实现了循环网络策略（RecurrentPPO，用于时序建模能力对比）以及显式储能（电池）建模，为跨时段能量调度提供物理载体。</w:t>
+        <w:t>需要说明的是，上述否定性结论均建立在严格化的比较口径之上。在分析过程中发现早期比较存在口径缺陷（在不同舒适度水平下直接比较电费，会导致结论失真），为此专门构建了等舒适度比较与帕累托前沿分析两套更严格的评判方法，并通过多轮实验确认结论可靠。同时，自查中发现并修正了一处文档数据版本不一致的问题：文档中“本方法在能耗上也优于规则控制”的表述源自早期版本数据，而后续版本中该结论已经反转，已核实原始数据后修正，并建立了数据一致性自动核对机制。</w:t>
+      </w:r>
+    </w:p>
+    <w:p>
+      <w:pPr>
+        <w:spacing w:after="40" w:line="360" w:lineRule="auto"/>
+        <w:ind w:left="0" w:right="0"/>
+      </w:pPr>
+    </w:p>
+    <w:p>
+      <w:pPr>
+        <w:spacing w:before="320" w:after="160" w:line="336" w:lineRule="auto"/>
+      </w:pPr>
+      <w:r>
+        <w:rPr>
+          <w:rFonts w:ascii="Times New Roman" w:hAnsi="Times New Roman" w:eastAsia="黑体"/>
+          <w:b/>
+          <w:sz w:val="26"/>
+        </w:rPr>
+        <w:t>模块三　项目存在的问题及解决方案</w:t>
       </w:r>
     </w:p>
     <w:p>
@@ -137,7 +319,7 @@
           <w:b w:val="0"/>
           <w:sz w:val="21"/>
         </w:rPr>
-        <w:t>第四，建立实验体系。共完成 8 组系统实验，包括：无分时电价场景的主实验、等舒适度比较实验、分时电价场景实验、消融实验（采用多种子重复设计，每组 75 个样本）、参数敏感性完整扫描、循环网络对比实验、储能对比实验、以及电价结构变化适应实验。同时构建了 5 类对照策略，包括恒温运行、全程关闭、定温规则控制、分时电价规则控制、以及规则控制加储能。</w:t>
+        <w:t>问题一：硬件采购到货延迟，实物验证环节滞后。</w:t>
       </w:r>
     </w:p>
     <w:p>
@@ -151,7 +333,7 @@
           <w:b w:val="0"/>
           <w:sz w:val="21"/>
         </w:rPr>
-        <w:t>第五，完成硬件准备。完成全部器件的选型与采购，包括 ESP32-S3 开发板、温湿度传感器、光照传感器、人体活动传感器、毫米波雷达人体存在传感器与面包板套件。在硬件到货之前，已提前编写完成硬件验证程序与数据采集程序，两份程序均已编译通过，具备到货后即可烧录的条件。</w:t>
+        <w:t>问题描述：项目所需的开发板与 5 类传感器因物流原因尚未到货，导致实物系统验证与实测数据采集两个环节无法按期开展，硬件部分的进度明显落后于软件部分。</w:t>
       </w:r>
     </w:p>
     <w:p>
@@ -165,7 +347,7 @@
           <w:b w:val="0"/>
           <w:sz w:val="21"/>
         </w:rPr>
-        <w:t>第六，打通数据链路。完成了电脑端数据采集脚本、数据标定脚本（用于从实测数据反推建筑热工参数）、以及合成数据生成器。其中标定链路已通过合成数据验证，参数反推误差为 0.2% 与 0.4%，说明该链路可靠。</w:t>
+        <w:t>解决方案：第一，提前完成固件开发。在无硬件条件下完成了硬件验证程序与长时间数据采集程序的编写，两份程序均已编译通过，使硬件到货后可以立即烧录，显著缩短现场调试时间。第二，提前打通数据链路。开发了合成数据生成器，在无真实数据条件下验证了采集、标定、参数反推整条流程，标定精度达到 0.2% 与 0.4%，保证硬件到货后链路可以直接使用。第三，调整硬件端的定位。由于家庭使用的中央空调不具备程序控制接口（无红外遥控、无通讯接口），将硬件端定位由闭环控制实验调整为感知链路验证与真实作息、热工参数采集，控制策略的验证在仿真环境中完成。第四，制定到货即用的操作清单，编写了接线表、烧录参数与采集流程，人工投入约 40 分钟，降低到货后的时间成本。后续措施：持续跟踪物流进度，硬件到货后立即执行验活、采集 3 天数据、参数标定流程，并同步人工记录空调使用时段。</w:t>
       </w:r>
     </w:p>
     <w:p>
@@ -179,268 +361,7 @@
           <w:b w:val="0"/>
           <w:sz w:val="21"/>
         </w:rPr>
-        <w:t>第七，完成文档工作。共形成 4 份文档，合计约 1300 行，包括马尔可夫决策过程定义文档、实验结果报告、实测数据与模型验证文档、以及项目状态总结文档。项目现有脚本 30 个（语法检查全部通过）、图表 41 张，环境自检的 6 类检查全部通过。</w:t>
-      </w:r>
-    </w:p>
-    <w:p>
-      <w:pPr>
-        <w:spacing w:before="200" w:after="120" w:line="336" w:lineRule="auto"/>
-      </w:pPr>
-      <w:r>
-        <w:rPr>
-          <w:rFonts w:ascii="Times New Roman" w:hAnsi="Times New Roman" w:eastAsia="黑体"/>
-          <w:b/>
-          <w:sz w:val="23"/>
-        </w:rPr>
-        <w:t>（二）取得的关键成果</w:t>
-      </w:r>
-    </w:p>
-    <w:p>
-      <w:pPr>
-        <w:spacing w:after="120" w:line="360" w:lineRule="auto"/>
-        <w:ind w:left="0" w:right="0" w:firstLine="420"/>
-      </w:pPr>
-      <w:r>
-        <w:rPr>
-          <w:rFonts w:ascii="Times New Roman" w:hAnsi="Times New Roman" w:eastAsia="宋体"/>
-          <w:b w:val="0"/>
-          <w:sz w:val="21"/>
-        </w:rPr>
-        <w:t>第一，在舒适度指标上显著优于规则控制。在无分时电价场景下，本方法的舒适度不达标率由规则控制的 21.57% 降低至 11.73%，降幅为 45.6%。代价是能耗比规则控制高约 11.8%。</w:t>
-      </w:r>
-    </w:p>
-    <w:p>
-      <w:pPr>
-        <w:spacing w:after="120" w:line="360" w:lineRule="auto"/>
-        <w:ind w:left="0" w:right="0" w:firstLine="420"/>
-      </w:pPr>
-      <w:r>
-        <w:rPr>
-          <w:rFonts w:ascii="Times New Roman" w:hAnsi="Times New Roman" w:eastAsia="宋体"/>
-          <w:b w:val="0"/>
-          <w:sz w:val="21"/>
-        </w:rPr>
-        <w:t>第二，在控制平稳性上显著优于规则控制。本方法的设备日均切换次数由规则控制的 24.6 次降至 7.4 次，降幅为 70.0%，且几乎没有额外代价；温度偏差均方根误差由 0.735 降至 0.055，降幅为 92.5%。设备启停次数减少有利于延长设备寿命。</w:t>
-      </w:r>
-    </w:p>
-    <w:p>
-      <w:pPr>
-        <w:spacing w:after="120" w:line="360" w:lineRule="auto"/>
-        <w:ind w:left="0" w:right="0" w:firstLine="420"/>
-      </w:pPr>
-      <w:r>
-        <w:rPr>
-          <w:rFonts w:ascii="Times New Roman" w:hAnsi="Times New Roman" w:eastAsia="宋体"/>
-          <w:b w:val="0"/>
-          <w:sz w:val="21"/>
-        </w:rPr>
-        <w:t>第三，相对恒温运行实现节能。本方法的日均能耗由恒温运行的5.328 千瓦时降至 4.472 千瓦时，节能量为 16.1%，而两者舒适度基本持平。需要说明的是，恒温运行属于较弱基线，该结论主要用于说明本方法相对理想恒温控制的改进幅度。</w:t>
-      </w:r>
-    </w:p>
-    <w:p>
-      <w:pPr>
-        <w:spacing w:after="120" w:line="360" w:lineRule="auto"/>
-        <w:ind w:left="0" w:right="0" w:firstLine="420"/>
-      </w:pPr>
-      <w:r>
-        <w:rPr>
-          <w:rFonts w:ascii="Times New Roman" w:hAnsi="Times New Roman" w:eastAsia="宋体"/>
-          <w:b w:val="0"/>
-          <w:sz w:val="21"/>
-        </w:rPr>
-        <w:t>第四，循环网络带来明显改进。将策略网络由多层感知机替换为长短期记忆网络后，日电费由 3.650 元降至 3.060 元，降幅为 16.1%。经诊断，该改进来自总用电量的下降，而非分时段负荷转移的改善。</w:t>
-      </w:r>
-    </w:p>
-    <w:p>
-      <w:pPr>
-        <w:spacing w:after="120" w:line="360" w:lineRule="auto"/>
-        <w:ind w:left="0" w:right="0" w:firstLine="420"/>
-      </w:pPr>
-      <w:r>
-        <w:rPr>
-          <w:rFonts w:ascii="Times New Roman" w:hAnsi="Times New Roman" w:eastAsia="宋体"/>
-          <w:b w:val="0"/>
-          <w:sz w:val="21"/>
-        </w:rPr>
-        <w:t>第五，显式储能带来显著效益。在环境中引入 4 千瓦时电池储能后，规则控制的日电费由 1.878 元降至约 1.213 至 1.357 元，降幅为 28% 至 35%；本方法的日电费由 2.321 元降至 1.782 元，降幅为 23.2%。同时谷段用电占比由约 47% 提升至 95% 以上，峰段用电接近为零，说明储能有效实现了用电时段的转移。</w:t>
-      </w:r>
-    </w:p>
-    <w:p>
-      <w:pPr>
-        <w:spacing w:after="120" w:line="360" w:lineRule="auto"/>
-        <w:ind w:left="0" w:right="0" w:firstLine="420"/>
-      </w:pPr>
-      <w:r>
-        <w:rPr>
-          <w:rFonts w:ascii="Times New Roman" w:hAnsi="Times New Roman" w:eastAsia="宋体"/>
-          <w:b w:val="0"/>
-          <w:sz w:val="21"/>
-        </w:rPr>
-        <w:t>第六，本方法的可用工作区间更宽。在多种参数配置下，规则控制可达的最低舒适度不达标率落在 24% 至 29% 之间，而本方法可以降至 8% 至 19%，即本方法能够覆盖约 7 至 21 个百分点的、规则控制难以达到的低不达标率区间。这使得本方法可以支持“按用户偏好配置舒适度与能耗平衡”这一目标。需要说明的是，在两者都能达到的舒适度区间内，规则控制的电费更低。</w:t>
-      </w:r>
-    </w:p>
-    <w:p>
-      <w:pPr>
-        <w:spacing w:after="120" w:line="360" w:lineRule="auto"/>
-        <w:ind w:left="0" w:right="0" w:firstLine="420"/>
-      </w:pPr>
-      <w:r>
-        <w:rPr>
-          <w:rFonts w:ascii="Times New Roman" w:hAnsi="Times New Roman" w:eastAsia="宋体"/>
-          <w:b w:val="0"/>
-          <w:sz w:val="21"/>
-        </w:rPr>
-        <w:t>第七，首次量化了规则控制方案的一项隐含成本。实验发现，当电价结构发生变化时，若规则控制不重新进行人工调参，日电费将由 1.713 元上升至 2.567 元，上升幅度为 49.8%。这项成本在此前的研究比较中从未被计入。在电价结构频繁变化的实际场景下，该成本会反复发生，构成学习型方法的潜在价值来源。</w:t>
-      </w:r>
-    </w:p>
-    <w:p>
-      <w:pPr>
-        <w:spacing w:after="120" w:line="360" w:lineRule="auto"/>
-        <w:ind w:left="0" w:right="0" w:firstLine="420"/>
-      </w:pPr>
-      <w:r>
-        <w:rPr>
-          <w:rFonts w:ascii="Times New Roman" w:hAnsi="Times New Roman" w:eastAsia="宋体"/>
-          <w:b w:val="0"/>
-          <w:sz w:val="21"/>
-        </w:rPr>
-        <w:t>第八，工程与验证性成果。具体包括：环境自检的 6 类检查（接口正确性、观测合法性、动力学合理性、奖励合理性、约束有效性、指标产出）全部通过；数据标定链路经合成数据验证，参数反推误差为 0.2% 与 0.4%；马尔可夫性检验通过；约束机制之间的一致性得到修正，异常样本归零；评估口径完成统一（修正了早期同一策略给出 2.0 与 3.9 千瓦时两个矛盾值的问题）；建立了文档数据自动核对机制，当前全部实验数字核对通过，无一处不符。</w:t>
-      </w:r>
-    </w:p>
-    <w:p>
-      <w:pPr>
-        <w:spacing w:before="200" w:after="120" w:line="336" w:lineRule="auto"/>
-      </w:pPr>
-      <w:r>
-        <w:rPr>
-          <w:rFonts w:ascii="Times New Roman" w:hAnsi="Times New Roman" w:eastAsia="黑体"/>
-          <w:b/>
-          <w:sz w:val="23"/>
-        </w:rPr>
-        <w:t>（三）需要如实说明的方面</w:t>
-      </w:r>
-    </w:p>
-    <w:p>
-      <w:pPr>
-        <w:spacing w:after="120" w:line="360" w:lineRule="auto"/>
-        <w:ind w:left="0" w:right="0" w:firstLine="420"/>
-      </w:pPr>
-      <w:r>
-        <w:rPr>
-          <w:rFonts w:ascii="Times New Roman" w:hAnsi="Times New Roman" w:eastAsia="宋体"/>
-          <w:b w:val="0"/>
-          <w:sz w:val="21"/>
-        </w:rPr>
-        <w:t>在“降低电费”这一优化目标上，本项目先后系统检验了 7 条技术路线，包括时间场景化权重、前视电价机制、循环网络、增加训练步数、显式储能建模、奖励权重重标定、以及电价结构变化适应。检验结果表明，本方法在上述所有情况下均未能超过人工规则控制，电费差距为 20% 至 132%。</w:t>
-      </w:r>
-    </w:p>
-    <w:p>
-      <w:pPr>
-        <w:spacing w:after="120" w:line="360" w:lineRule="auto"/>
-        <w:ind w:left="0" w:right="0" w:firstLine="420"/>
-      </w:pPr>
-      <w:r>
-        <w:rPr>
-          <w:rFonts w:ascii="Times New Roman" w:hAnsi="Times New Roman" w:eastAsia="宋体"/>
-          <w:b w:val="0"/>
-          <w:sz w:val="21"/>
-        </w:rPr>
-        <w:t>根本原因已经定位：本方法的舒适度不达标率约为 11%，而规则控制约为 32% 至 37%，但本方法为此付出了 48% 至 71% 的额外能耗。也就是说，强化学习学到的是“高能耗的温度控制器”，而人工规则是“低能耗的成本最小化器”。</w:t>
-      </w:r>
-    </w:p>
-    <w:p>
-      <w:pPr>
-        <w:spacing w:after="120" w:line="360" w:lineRule="auto"/>
-        <w:ind w:left="0" w:right="0" w:firstLine="420"/>
-      </w:pPr>
-      <w:r>
-        <w:rPr>
-          <w:rFonts w:ascii="Times New Roman" w:hAnsi="Times New Roman" w:eastAsia="宋体"/>
-          <w:b w:val="0"/>
-          <w:sz w:val="21"/>
-        </w:rPr>
-        <w:t>基于这一认识，项目将方法定位由“全面超越规则控制”调整为“舒适度优先的自适应控制方法”。本方法的价值体现在舒适度、控制平稳性、可用工作区间宽度，以及无需人工设计规则这几个方面，而不是在电费上占优。这一调整已在项目文档中如实记录，并给出了完整的实验数据支撑。</w:t>
-      </w:r>
-    </w:p>
-    <w:p>
-      <w:pPr>
-        <w:spacing w:before="280" w:after="120" w:line="336" w:lineRule="auto"/>
-      </w:pPr>
-      <w:r>
-        <w:rPr>
-          <w:rFonts w:ascii="Times New Roman" w:hAnsi="Times New Roman" w:eastAsia="黑体"/>
-          <w:b/>
-          <w:sz w:val="26"/>
-        </w:rPr>
-        <w:t>二、项目存在的问题及解决方案</w:t>
-      </w:r>
-    </w:p>
-    <w:p>
-      <w:pPr>
-        <w:spacing w:before="200" w:after="120" w:line="336" w:lineRule="auto"/>
-      </w:pPr>
-      <w:r>
-        <w:rPr>
-          <w:rFonts w:ascii="Times New Roman" w:hAnsi="Times New Roman" w:eastAsia="黑体"/>
-          <w:b/>
-          <w:sz w:val="23"/>
-        </w:rPr>
-        <w:t>问题一：硬件采购到货延迟，实物验证环节滞后</w:t>
-      </w:r>
-    </w:p>
-    <w:p>
-      <w:pPr>
-        <w:spacing w:after="120" w:line="360" w:lineRule="auto"/>
-        <w:ind w:left="0" w:right="0" w:firstLine="420"/>
-      </w:pPr>
-      <w:r>
-        <w:rPr>
-          <w:rFonts w:ascii="Times New Roman" w:hAnsi="Times New Roman" w:eastAsia="宋体"/>
-          <w:b w:val="0"/>
-          <w:sz w:val="21"/>
-        </w:rPr>
-        <w:t>问题描述：项目所需的开发板与 5 类传感器因物流原因尚未到货，导致“实物系统验证”与“实测数据采集”两个环节无法按期开展，硬件部分的进度明显落后于软件部分。</w:t>
-      </w:r>
-    </w:p>
-    <w:p>
-      <w:pPr>
-        <w:spacing w:after="120" w:line="360" w:lineRule="auto"/>
-        <w:ind w:left="0" w:right="0" w:firstLine="420"/>
-      </w:pPr>
-      <w:r>
-        <w:rPr>
-          <w:rFonts w:ascii="Times New Roman" w:hAnsi="Times New Roman" w:eastAsia="宋体"/>
-          <w:b w:val="0"/>
-          <w:sz w:val="21"/>
-        </w:rPr>
-        <w:t>已采取的解决方案：第一，提前完成固件开发。在无硬件条件下完成了硬件验证程序与长时间数据采集程序的编写，两份程序均已编译通过，使硬件到货后可以立即烧录，显著缩短现场调试时间。第二，提前打通数据链路。开发了合成数据生成器，在无真实数据条件下验证了“采集—标定—参数”整条流程，标定精度达到 0.2% 与 0.4%，保证硬件到货后链路可以直接使用。第三，调整硬件端的定位。由于家庭使用的中央空调不具备程序控制接口（无红外遥控、无通讯接口），将硬件端定位由“闭环控制实验”调整为“感知链路验证与真实作息、热工参数采集”，控制策略的验证在仿真环境中完成。这一调整既符合实际条件，也保证了研究目标的完整性。第四，制定到货即用的操作清单，编写了接线表、烧录参数与采集流程，人工投入约 40 分钟，降低到货后的时间成本。</w:t>
-      </w:r>
-    </w:p>
-    <w:p>
-      <w:pPr>
-        <w:spacing w:after="120" w:line="360" w:lineRule="auto"/>
-        <w:ind w:left="0" w:right="0" w:firstLine="420"/>
-      </w:pPr>
-      <w:r>
-        <w:rPr>
-          <w:rFonts w:ascii="Times New Roman" w:hAnsi="Times New Roman" w:eastAsia="宋体"/>
-          <w:b w:val="0"/>
-          <w:sz w:val="21"/>
-        </w:rPr>
-        <w:t>后续措施：持续跟踪物流进度；硬件到货后立即执行“验活—采集 3 天数据—参数标定”流程，并同步人工记录空调使用时段，用于后续模型标定。</w:t>
-      </w:r>
-    </w:p>
-    <w:p>
-      <w:pPr>
-        <w:spacing w:before="200" w:after="120" w:line="336" w:lineRule="auto"/>
-      </w:pPr>
-      <w:r>
-        <w:rPr>
-          <w:rFonts w:ascii="Times New Roman" w:hAnsi="Times New Roman" w:eastAsia="黑体"/>
-          <w:b/>
-          <w:sz w:val="23"/>
-        </w:rPr>
-        <w:t>问题二：强化学习在电费指标上未能超过人工规则</w:t>
+        <w:t>问题二：强化学习在电费指标上未能超过人工规则。</w:t>
       </w:r>
     </w:p>
     <w:p>
@@ -468,7 +389,7 @@
           <w:b w:val="0"/>
           <w:sz w:val="21"/>
         </w:rPr>
-        <w:t>已采取的解决方案：第一，系统排查而非规避问题。依次检验了7 条可能的技术路线，每一条都给出了量化结论与失败原因分析，而不是选择性报告有利结果。第二，严格化比较口径。在分析过程中发现早期的比较存在口径缺陷，即在不同舒适度水平下直接比较电费，这会导致结论失真。为此构建了“等舒适度比较”与“帕累托前沿分析”两套更严格的评判方法，并通过多轮实验确认结论可靠。第三，定位根本原因。通过量化分析证实，本方法的能耗比规则控制高 48% 至 71%，这是电费劣势的直接来源，且该劣势无法通过调整参数、更换网络结构或增加储能来消除。第四，修正项目定位。将目标由“全面超越规则控制”调整为“多维度性能权衡与能力边界刻画”，明确本方法的价值在于舒适度、控制平稳性、工作区间宽度，以及无需人工设计规则。</w:t>
+        <w:t>解决方案：第一，系统排查而非规避问题。依次检验了 7 条可能的技术路线，每一条都给出了量化结论与失败原因分析，而不是选择性报告有利结果。第二，严格化比较口径。构建了等舒适度比较与帕累托前沿分析两套更严格的评判方法，避免因比较口径不当而得出失真结论。第三，定位根本原因。通过量化分析证实，本方法的能耗比规则控制高 48% 至 71%，这是电费劣势的直接来源，且该劣势无法通过调整参数、更换网络结构或增加储能来消除。第四，修正项目定位，将目标由全面超越规则控制调整为多维度性能权衡与能力边界刻画。取得的认识：该结果本身具有方法学价值，它界定了强化学习方法的适用边界，即在电价结构已知且固定、最优策略可以被简单规则刻画的场景下，人工规则难以被超越；而在评价指标难以写成明确规则的场景下，例如需要同时兼顾舒适度与控制平稳性时，学习方法具有明确优势。</w:t>
       </w:r>
     </w:p>
     <w:p>
@@ -482,20 +403,7 @@
           <w:b w:val="0"/>
           <w:sz w:val="21"/>
         </w:rPr>
-        <w:t>取得的认识：该结果本身具有方法学价值。它界定了强化学习方法的适用边界——在“电价结构已知且固定、最优策略可以被简单规则刻画”的场景下，人工规则难以被超越；而在“评价指标难以写成明确规则”的场景下，例如需要同时兼顾舒适度与控制平稳性时，学习方法具有明确优势。这一边界结论对同类研究具有参考意义。</w:t>
-      </w:r>
-    </w:p>
-    <w:p>
-      <w:pPr>
-        <w:spacing w:before="200" w:after="120" w:line="336" w:lineRule="auto"/>
-      </w:pPr>
-      <w:r>
-        <w:rPr>
-          <w:rFonts w:ascii="Times New Roman" w:hAnsi="Times New Roman" w:eastAsia="黑体"/>
-          <w:b/>
-          <w:sz w:val="23"/>
-        </w:rPr>
-        <w:t>问题三：项目文档存在数据版本不一致的风险</w:t>
+        <w:t>问题三：项目文档存在数据版本不一致的风险。</w:t>
       </w:r>
     </w:p>
     <w:p>
@@ -509,7 +417,7 @@
           <w:b w:val="0"/>
           <w:sz w:val="21"/>
         </w:rPr>
-        <w:t>问题描述：项目经历多个版本迭代，在中期自查过程中发现一处事实性错误。文档中“本方法在能耗上也优于规则控制”的表述源自早期版本的数据，而在后续版本中该结论已经反转（本方法能耗反而高 11.8%），但文档未能同步更新。这说明多版本迭代过程中存在数据一致性风险。</w:t>
+        <w:t>问题描述：项目经历多个版本迭代，在中期自查过程中发现一处事实性错误。文档中“本方法在能耗上也优于规则控制”的表述源自早期版本的数据，而在后续版本中该结论已经反转，但文档未能同步更新。</w:t>
       </w:r>
     </w:p>
     <w:p>
@@ -523,12 +431,18 @@
           <w:b w:val="0"/>
           <w:sz w:val="21"/>
         </w:rPr>
-        <w:t>解决方案：第一，立即修正。核对原始评估数据后，修正了 3 份文档中的相关表述，并保留了修正记录。第二，建立自动核对机制。新增了数据一致性核对脚本，覆盖全部实验的关键数字与派生指标，可以随时复核。第三，核对结果。当前全部实验数字核对通过，无一处不符。这一机制将在结题阶段继续使用，以保证最终报告的数据准确。</w:t>
+        <w:t>解决方案：第一，立即修正。核对原始评估数据后，修正了 3 份文档中的相关表述，并保留修正记录。第二，建立自动核对机制，新增数据一致性核对脚本，覆盖全部实验的关键数字与派生指标，可以随时复核。第三，核对结果，当前全部实验数字核对通过，无一处不符。该机制将在结题阶段继续使用，以保证最终报告的数据准确。</w:t>
       </w:r>
     </w:p>
     <w:p>
       <w:pPr>
-        <w:spacing w:before="280" w:after="120" w:line="336" w:lineRule="auto"/>
+        <w:spacing w:after="40" w:line="360" w:lineRule="auto"/>
+        <w:ind w:left="0" w:right="0"/>
+      </w:pPr>
+    </w:p>
+    <w:p>
+      <w:pPr>
+        <w:spacing w:before="320" w:after="160" w:line="336" w:lineRule="auto"/>
       </w:pPr>
       <w:r>
         <w:rPr>
@@ -536,7 +450,7 @@
           <w:b/>
           <w:sz w:val="26"/>
         </w:rPr>
-        <w:t>三、项目今后计划</w:t>
+        <w:t>模块四　项目今后计划</w:t>
       </w:r>
     </w:p>
     <w:p>
@@ -550,7 +464,7 @@
           <w:b w:val="0"/>
           <w:sz w:val="21"/>
         </w:rPr>
-        <w:t>第一，硬件到货后的验证工作。硬件到货后，首先烧录硬件验证程序，确认感知链路正常，具体包括芯片信息读取、I2C 总线扫描与各传感器读数校验，预计在硬件到货后 1 天内完成。</w:t>
+        <w:t>第一，硬件到货后的验证工作。硬件到货后首先烧录硬件验证程序，确认感知链路正常，具体包括芯片信息读取、I2C 总线扫描与各传感器读数校验，预计在硬件到货后 1 天内完成。</w:t>
       </w:r>
     </w:p>
     <w:p>
@@ -578,7 +492,7 @@
           <w:b w:val="0"/>
           <w:sz w:val="21"/>
         </w:rPr>
-        <w:t>第三，仿真模型参数标定。利用采集到的真实数据，反推围护结构传热系数与房间等效热容，替换目前使用的估计值；同时统计真实的 7×24 小时人员占用概率分布，替换仿真中内置的“典型上班族”假设。预计在数据采集完成后 2 天内完成。</w:t>
+        <w:t>第三，仿真模型参数标定。利用采集到的真实数据，反推围护结构传热系数与房间等效热容，替换目前使用的估计值；同时统计真实的每周 24 小时人员占用概率分布，替换仿真中内置的典型上班族假设，预计在数据采集完成后 2 天内完成。</w:t>
       </w:r>
     </w:p>
     <w:p>
@@ -620,7 +534,7 @@
           <w:b w:val="0"/>
           <w:sz w:val="21"/>
         </w:rPr>
-        <w:t>第六，可选扩展。在时间允许的情况下，计划将仿真环境扩展至多房间与多设备耦合场景，检验本方法在高维耦合决策问题上的表现。该部分为可选内容，视实际进度安排。</w:t>
+        <w:t>第六，可选扩展工作。在时间允许的情况下，计划将仿真环境扩展至多房间与多设备耦合场景，检验本方法在高维耦合决策问题上的表现；并根据经费情况考虑补充高精度传感器用于数据校准比对。该部分为可选内容，视实际进度安排。</w:t>
       </w:r>
     </w:p>
     <w:p>
@@ -639,7 +553,13 @@
     </w:p>
     <w:p>
       <w:pPr>
-        <w:spacing w:before="280" w:after="120" w:line="336" w:lineRule="auto"/>
+        <w:spacing w:after="40" w:line="360" w:lineRule="auto"/>
+        <w:ind w:left="0" w:right="0"/>
+      </w:pPr>
+    </w:p>
+    <w:p>
+      <w:pPr>
+        <w:spacing w:before="320" w:after="160" w:line="336" w:lineRule="auto"/>
       </w:pPr>
       <w:r>
         <w:rPr>
@@ -647,7 +567,7 @@
           <w:b/>
           <w:sz w:val="26"/>
         </w:rPr>
-        <w:t>四、经费使用情况</w:t>
+        <w:t>模块五　经费使用情况和经费安排计划</w:t>
       </w:r>
     </w:p>
     <w:p>
@@ -666,15 +586,16 @@
     </w:p>
     <w:p>
       <w:pPr>
-        <w:spacing w:before="200" w:after="120" w:line="336" w:lineRule="auto"/>
+        <w:spacing w:after="120" w:line="360" w:lineRule="auto"/>
+        <w:ind w:left="0" w:right="0" w:firstLine="420"/>
       </w:pPr>
       <w:r>
         <w:rPr>
-          <w:rFonts w:ascii="Times New Roman" w:hAnsi="Times New Roman" w:eastAsia="黑体"/>
-          <w:b/>
-          <w:sz w:val="23"/>
+          <w:rFonts w:ascii="Times New Roman" w:hAnsi="Times New Roman" w:eastAsia="宋体"/>
+          <w:b w:val="0"/>
+          <w:sz w:val="21"/>
         </w:rPr>
-        <w:t>（一）已支出明细</w:t>
+        <w:t>已支出部分包括两项。第一项为硬件采购，金额 142.54 元，具体包括：ESP32-S3-N16R8 开发板一块；SHT31 温湿度传感器（串口版）一个；BH1750 光照传感器一个；HC-SR501 人体活动传感器两个；LD2410C 毫米波雷达人体存在传感器一个；以及 830 孔面包板套件一套（含杜邦线与电源模块）。硬件部分在选型时以国产替代与模块化方案控制成本，全部器件均选取免焊接的成品模块，实际支出仅占项目总预算的 14.3%。</w:t>
       </w:r>
     </w:p>
     <w:p>
@@ -688,48 +609,7 @@
           <w:b w:val="0"/>
           <w:sz w:val="21"/>
         </w:rPr>
-        <w:t>第一项支出为硬件采购，金额 142.54 元。具体包括：ESP32-S3-N16R8 开发板一块；SHT31 温湿度传感器（串口版）一个；BH1750 光照传感器一个；HC-SR501 人体活动传感器两个；LD2410C 毫米波雷达人体存在传感器一个；以及 830 孔面包板套件一套（含杜邦线与电源模块）。硬件部分在选型时以国产替代与模块化方案控制成本，全部器件均选取免焊接的成品模块，实际支出仅占项目总预算的 14.3%。</w:t>
-      </w:r>
-    </w:p>
-    <w:p>
-      <w:pPr>
-        <w:spacing w:after="120" w:line="360" w:lineRule="auto"/>
-        <w:ind w:left="0" w:right="0" w:firstLine="420"/>
-      </w:pPr>
-      <w:r>
-        <w:rPr>
-          <w:rFonts w:ascii="Times New Roman" w:hAnsi="Times New Roman" w:eastAsia="宋体"/>
-          <w:b w:val="0"/>
-          <w:sz w:val="21"/>
-        </w:rPr>
-        <w:t>第二项支出为 API 调用费用，金额 70 元。该费用用于项目全周期的大模型调用，具体包括环境建模、算法实现、实验脚本开发、实验结果分析与文档撰写等工作。这是本项目的主要智力成本项。</w:t>
-      </w:r>
-    </w:p>
-    <w:p>
-      <w:pPr>
-        <w:spacing w:after="120" w:line="360" w:lineRule="auto"/>
-        <w:ind w:left="0" w:right="0" w:firstLine="420"/>
-      </w:pPr>
-      <w:r>
-        <w:rPr>
-          <w:rFonts w:ascii="Times New Roman" w:hAnsi="Times New Roman" w:eastAsia="宋体"/>
-          <w:b w:val="0"/>
-          <w:sz w:val="21"/>
-        </w:rPr>
-        <w:t>以上两项合计支出 212.54 元。</w:t>
-      </w:r>
-    </w:p>
-    <w:p>
-      <w:pPr>
-        <w:spacing w:before="200" w:after="120" w:line="336" w:lineRule="auto"/>
-      </w:pPr>
-      <w:r>
-        <w:rPr>
-          <w:rFonts w:ascii="Times New Roman" w:hAnsi="Times New Roman" w:eastAsia="黑体"/>
-          <w:b/>
-          <w:sz w:val="23"/>
-        </w:rPr>
-        <w:t>（二）剩余经费安排计划</w:t>
+        <w:t>第二项为 API 调用费用，金额 70 元。该费用用于项目全周期的大模型调用，具体包括环境建模、算法实现、实验脚本开发、实验结果分析与文档撰写等工作，是本项目的主要智力成本项。以上两项合计支出 212.54 元。</w:t>
       </w:r>
     </w:p>
     <w:p>
